--- a/assignment 3/Assignment 3 - Report.docx
+++ b/assignment 3/Assignment 3 - Report.docx
@@ -8,31 +8,4605 @@
         <w:rPr>
           <w:b/>
           <w:bCs/>
+          <w:sz w:val="20"/>
+          <w:szCs w:val="20"/>
         </w:rPr>
       </w:pPr>
       <w:r>
         <w:rPr>
           <w:b/>
           <w:bCs/>
-        </w:rPr>
-        <w:t xml:space="preserve">Assignment 3 </w:t>
+          <w:sz w:val="20"/>
+          <w:szCs w:val="20"/>
+        </w:rPr>
+        <w:t>Assignment 3 – Report</w:t>
       </w:r>
       <w:r>
         <w:rPr>
           <w:b/>
           <w:bCs/>
-        </w:rPr>
-        <w:t>–</w:t>
+          <w:sz w:val="20"/>
+          <w:szCs w:val="20"/>
+        </w:rPr>
+        <w:t xml:space="preserve"> For the Churn Modelling Dataset</w:t>
+      </w:r>
+    </w:p>
+    <w:p>
+      <w:pPr>
+        <w:rPr>
+          <w:sz w:val="20"/>
+          <w:szCs w:val="20"/>
+        </w:rPr>
+      </w:pPr>
+      <w:r>
+        <w:rPr>
+          <w:sz w:val="20"/>
+          <w:szCs w:val="20"/>
+        </w:rPr>
+        <w:t>T</w:t>
+      </w:r>
+      <w:r>
+        <w:rPr>
+          <w:sz w:val="20"/>
+          <w:szCs w:val="20"/>
+        </w:rPr>
+        <w:t xml:space="preserve">he dataset </w:t>
+      </w:r>
+      <w:r>
+        <w:rPr>
+          <w:sz w:val="20"/>
+          <w:szCs w:val="20"/>
+        </w:rPr>
+        <w:t xml:space="preserve">that was </w:t>
+      </w:r>
+      <w:r>
+        <w:rPr>
+          <w:sz w:val="20"/>
+          <w:szCs w:val="20"/>
+        </w:rPr>
+        <w:t>provided by the professor, was on “churn modelling”.</w:t>
+      </w:r>
+      <w:r>
+        <w:rPr>
+          <w:sz w:val="20"/>
+          <w:szCs w:val="20"/>
+        </w:rPr>
+        <w:t xml:space="preserve"> We started </w:t>
+      </w:r>
+      <w:r>
+        <w:rPr>
+          <w:sz w:val="20"/>
+          <w:szCs w:val="20"/>
+        </w:rPr>
+        <w:t xml:space="preserve">off </w:t>
+      </w:r>
+      <w:r>
+        <w:rPr>
+          <w:sz w:val="20"/>
+          <w:szCs w:val="20"/>
+        </w:rPr>
+        <w:t xml:space="preserve">with some preprocessing just to be sure </w:t>
+      </w:r>
+      <w:r>
+        <w:rPr>
+          <w:sz w:val="20"/>
+          <w:szCs w:val="20"/>
+        </w:rPr>
+        <w:t>that the dataset was clean by</w:t>
+      </w:r>
+      <w:r>
+        <w:rPr>
+          <w:sz w:val="20"/>
+          <w:szCs w:val="20"/>
+        </w:rPr>
+        <w:t>; dropping missing rows</w:t>
+      </w:r>
+      <w:r>
+        <w:rPr>
+          <w:sz w:val="20"/>
+          <w:szCs w:val="20"/>
+        </w:rPr>
+        <w:t xml:space="preserve"> and removing duplicates which, there were none as well as converting categorical attributes to numerical which in this case </w:t>
+      </w:r>
+      <w:r>
+        <w:rPr>
+          <w:sz w:val="20"/>
+          <w:szCs w:val="20"/>
+        </w:rPr>
+        <w:t>were</w:t>
+      </w:r>
+      <w:r>
+        <w:rPr>
+          <w:sz w:val="20"/>
+          <w:szCs w:val="20"/>
+        </w:rPr>
+        <w:t xml:space="preserve"> the “Geography” and the “Gender” features. </w:t>
+      </w:r>
+    </w:p>
+    <w:p>
+      <w:pPr>
+        <w:rPr>
+          <w:sz w:val="20"/>
+          <w:szCs w:val="20"/>
+        </w:rPr>
+      </w:pPr>
+      <w:r>
+        <w:rPr>
+          <w:sz w:val="20"/>
+          <w:szCs w:val="20"/>
+        </w:rPr>
+        <w:t xml:space="preserve">We then created a </w:t>
       </w:r>
       <w:r>
         <w:rPr>
           <w:b/>
           <w:bCs/>
-        </w:rPr>
-        <w:t xml:space="preserve"> Report</w:t>
-      </w:r>
-    </w:p>
-    <w:p/>
+          <w:sz w:val="20"/>
+          <w:szCs w:val="20"/>
+        </w:rPr>
+        <w:t>Naïve Baynes</w:t>
+      </w:r>
+      <w:r>
+        <w:rPr>
+          <w:sz w:val="20"/>
+          <w:szCs w:val="20"/>
+        </w:rPr>
+        <w:t xml:space="preserve"> classification on the test data and achieved an accuracy of </w:t>
+      </w:r>
+      <w:r>
+        <w:rPr>
+          <w:sz w:val="20"/>
+          <w:szCs w:val="20"/>
+        </w:rPr>
+        <w:t>68.9</w:t>
+      </w:r>
+      <w:r>
+        <w:rPr>
+          <w:sz w:val="20"/>
+          <w:szCs w:val="20"/>
+        </w:rPr>
+        <w:t>%. The result was depicted by our “Confusion Matrix” below.</w:t>
+      </w:r>
+    </w:p>
+    <w:p>
+      <w:pPr>
+        <w:jc w:val="center"/>
+        <w:rPr>
+          <w:sz w:val="20"/>
+          <w:szCs w:val="20"/>
+        </w:rPr>
+      </w:pPr>
+      <w:r>
+        <w:rPr>
+          <w:sz w:val="20"/>
+          <w:szCs w:val="20"/>
+        </w:rPr>
+        <w:drawing>
+          <wp:inline distT="0" distB="0" distL="0" distR="0" wp14:anchorId="2DAC50A7" wp14:editId="5AD9C2CF">
+            <wp:extent cx="2986336" cy="2648948"/>
+            <wp:effectExtent l="0" t="0" r="5080" b="0"/>
+            <wp:docPr id="1076866257" name="Picture 1" descr="A blue squares with white text&#10;&#10;AI-generated content may be incorrect."/>
+            <wp:cNvGraphicFramePr>
+              <a:graphicFrameLocks xmlns:a="http://schemas.openxmlformats.org/drawingml/2006/main" noChangeAspect="1"/>
+            </wp:cNvGraphicFramePr>
+            <a:graphic xmlns:a="http://schemas.openxmlformats.org/drawingml/2006/main">
+              <a:graphicData uri="http://schemas.openxmlformats.org/drawingml/2006/picture">
+                <pic:pic xmlns:pic="http://schemas.openxmlformats.org/drawingml/2006/picture">
+                  <pic:nvPicPr>
+                    <pic:cNvPr id="1076866257" name="Picture 1" descr="A blue squares with white text&#10;&#10;AI-generated content may be incorrect."/>
+                    <pic:cNvPicPr/>
+                  </pic:nvPicPr>
+                  <pic:blipFill>
+                    <a:blip r:embed="rId4"/>
+                    <a:stretch>
+                      <a:fillRect/>
+                    </a:stretch>
+                  </pic:blipFill>
+                  <pic:spPr>
+                    <a:xfrm>
+                      <a:off x="0" y="0"/>
+                      <a:ext cx="3000319" cy="2661351"/>
+                    </a:xfrm>
+                    <a:prstGeom prst="rect">
+                      <a:avLst/>
+                    </a:prstGeom>
+                  </pic:spPr>
+                </pic:pic>
+              </a:graphicData>
+            </a:graphic>
+          </wp:inline>
+        </w:drawing>
+      </w:r>
+    </w:p>
+    <w:p>
+      <w:pPr>
+        <w:rPr>
+          <w:sz w:val="20"/>
+          <w:szCs w:val="20"/>
+        </w:rPr>
+      </w:pPr>
+      <w:r>
+        <w:rPr>
+          <w:sz w:val="20"/>
+          <w:szCs w:val="20"/>
+        </w:rPr>
+        <w:t xml:space="preserve">The model was able to predict </w:t>
+      </w:r>
+      <w:r>
+        <w:rPr>
+          <w:sz w:val="20"/>
+          <w:szCs w:val="20"/>
+        </w:rPr>
+        <w:t>387</w:t>
+      </w:r>
+      <w:r>
+        <w:rPr>
+          <w:sz w:val="20"/>
+          <w:szCs w:val="20"/>
+        </w:rPr>
+        <w:t xml:space="preserve"> 'True Negatives' and </w:t>
+      </w:r>
+      <w:r>
+        <w:rPr>
+          <w:sz w:val="20"/>
+          <w:szCs w:val="20"/>
+        </w:rPr>
+        <w:t>302</w:t>
+      </w:r>
+      <w:r>
+        <w:rPr>
+          <w:sz w:val="20"/>
+          <w:szCs w:val="20"/>
+        </w:rPr>
+        <w:t xml:space="preserve"> 'True Positives' correctly.</w:t>
+      </w:r>
+      <w:r>
+        <w:rPr>
+          <w:sz w:val="20"/>
+          <w:szCs w:val="20"/>
+        </w:rPr>
+        <w:t xml:space="preserve"> </w:t>
+      </w:r>
+      <w:r>
+        <w:rPr>
+          <w:sz w:val="20"/>
+          <w:szCs w:val="20"/>
+        </w:rPr>
+        <w:t xml:space="preserve">It predicted </w:t>
+      </w:r>
+      <w:r>
+        <w:rPr>
+          <w:sz w:val="20"/>
+          <w:szCs w:val="20"/>
+        </w:rPr>
+        <w:t>150</w:t>
+      </w:r>
+      <w:r>
+        <w:rPr>
+          <w:sz w:val="20"/>
+          <w:szCs w:val="20"/>
+        </w:rPr>
+        <w:t xml:space="preserve"> 'False Positives' and 1</w:t>
+      </w:r>
+      <w:r>
+        <w:rPr>
+          <w:sz w:val="20"/>
+          <w:szCs w:val="20"/>
+        </w:rPr>
+        <w:t>61</w:t>
+      </w:r>
+      <w:r>
+        <w:rPr>
+          <w:sz w:val="20"/>
+          <w:szCs w:val="20"/>
+        </w:rPr>
+        <w:t xml:space="preserve"> 'False Negatives'</w:t>
+      </w:r>
+      <w:r>
+        <w:rPr>
+          <w:sz w:val="20"/>
+          <w:szCs w:val="20"/>
+        </w:rPr>
+        <w:t xml:space="preserve">. </w:t>
+      </w:r>
+      <w:r>
+        <w:rPr>
+          <w:sz w:val="20"/>
+          <w:szCs w:val="20"/>
+        </w:rPr>
+        <w:t xml:space="preserve">The overall accuracy of the model was </w:t>
+      </w:r>
+      <w:r>
+        <w:rPr>
+          <w:sz w:val="20"/>
+          <w:szCs w:val="20"/>
+        </w:rPr>
+        <w:t>68.9</w:t>
+      </w:r>
+      <w:r>
+        <w:rPr>
+          <w:sz w:val="20"/>
+          <w:szCs w:val="20"/>
+        </w:rPr>
+        <w:t>%</w:t>
+      </w:r>
+      <w:r>
+        <w:rPr>
+          <w:sz w:val="20"/>
+          <w:szCs w:val="20"/>
+        </w:rPr>
+        <w:t>, which</w:t>
+      </w:r>
+      <w:r>
+        <w:rPr>
+          <w:sz w:val="20"/>
+          <w:szCs w:val="20"/>
+        </w:rPr>
+        <w:t xml:space="preserve"> is certainly not too </w:t>
+      </w:r>
+      <w:r>
+        <w:rPr>
+          <w:sz w:val="20"/>
+          <w:szCs w:val="20"/>
+        </w:rPr>
+        <w:t>bad</w:t>
+      </w:r>
+      <w:r>
+        <w:rPr>
+          <w:sz w:val="20"/>
+          <w:szCs w:val="20"/>
+        </w:rPr>
+        <w:t xml:space="preserve">. This is </w:t>
+      </w:r>
+      <w:r>
+        <w:rPr>
+          <w:sz w:val="20"/>
+          <w:szCs w:val="20"/>
+        </w:rPr>
+        <w:t xml:space="preserve">a </w:t>
+      </w:r>
+      <w:r>
+        <w:rPr>
+          <w:sz w:val="20"/>
+          <w:szCs w:val="20"/>
+        </w:rPr>
+        <w:t>normal</w:t>
+      </w:r>
+      <w:r>
+        <w:rPr>
+          <w:sz w:val="20"/>
+          <w:szCs w:val="20"/>
+        </w:rPr>
+        <w:t xml:space="preserve"> test ratio s</w:t>
+      </w:r>
+      <w:r>
+        <w:rPr>
+          <w:sz w:val="20"/>
+          <w:szCs w:val="20"/>
+        </w:rPr>
+        <w:t>ince it depict</w:t>
+      </w:r>
+      <w:r>
+        <w:rPr>
+          <w:sz w:val="20"/>
+          <w:szCs w:val="20"/>
+        </w:rPr>
+        <w:t>ed</w:t>
+      </w:r>
+      <w:r>
+        <w:rPr>
+          <w:sz w:val="20"/>
+          <w:szCs w:val="20"/>
+        </w:rPr>
+        <w:t xml:space="preserve"> that our model </w:t>
+      </w:r>
+      <w:r>
+        <w:rPr>
+          <w:sz w:val="20"/>
+          <w:szCs w:val="20"/>
+        </w:rPr>
+        <w:t xml:space="preserve">was </w:t>
+      </w:r>
+      <w:r>
+        <w:rPr>
+          <w:sz w:val="20"/>
+          <w:szCs w:val="20"/>
+        </w:rPr>
+        <w:t>not biased towards one class, i.e., either 0 or 1. Furthermore, this low percentage also may</w:t>
+      </w:r>
+      <w:r>
+        <w:rPr>
+          <w:sz w:val="20"/>
+          <w:szCs w:val="20"/>
+        </w:rPr>
+        <w:t xml:space="preserve"> indicat</w:t>
+      </w:r>
+      <w:r>
+        <w:rPr>
+          <w:sz w:val="20"/>
+          <w:szCs w:val="20"/>
+        </w:rPr>
+        <w:t>e that some data may be mis-classified, about 30%.</w:t>
+      </w:r>
+    </w:p>
+    <w:p>
+      <w:pPr>
+        <w:rPr>
+          <w:sz w:val="20"/>
+          <w:szCs w:val="20"/>
+        </w:rPr>
+      </w:pPr>
+      <w:r>
+        <w:rPr>
+          <w:sz w:val="20"/>
+          <w:szCs w:val="20"/>
+        </w:rPr>
+        <w:t xml:space="preserve">We then attempted to create a </w:t>
+      </w:r>
+      <w:r>
+        <w:rPr>
+          <w:b/>
+          <w:bCs/>
+          <w:sz w:val="20"/>
+          <w:szCs w:val="20"/>
+        </w:rPr>
+        <w:t xml:space="preserve">K-nearest neighbor </w:t>
+      </w:r>
+      <w:r>
+        <w:rPr>
+          <w:sz w:val="20"/>
+          <w:szCs w:val="20"/>
+        </w:rPr>
+        <w:t xml:space="preserve">(KNN) model. We tested many values of </w:t>
+      </w:r>
+      <w:r>
+        <w:rPr>
+          <w:i/>
+          <w:iCs/>
+          <w:sz w:val="20"/>
+          <w:szCs w:val="20"/>
+        </w:rPr>
+        <w:t>k</w:t>
+      </w:r>
+      <w:r>
+        <w:rPr>
+          <w:sz w:val="20"/>
+          <w:szCs w:val="20"/>
+        </w:rPr>
+        <w:t xml:space="preserve"> which ranged from 1 to 22</w:t>
+      </w:r>
+      <w:r>
+        <w:rPr>
+          <w:sz w:val="20"/>
+          <w:szCs w:val="20"/>
+        </w:rPr>
+        <w:t xml:space="preserve">. </w:t>
+      </w:r>
+      <w:r>
+        <w:rPr>
+          <w:sz w:val="20"/>
+          <w:szCs w:val="20"/>
+        </w:rPr>
+        <w:t xml:space="preserve">These were the printed results of each </w:t>
+      </w:r>
+      <w:r>
+        <w:rPr>
+          <w:i/>
+          <w:iCs/>
+          <w:sz w:val="20"/>
+          <w:szCs w:val="20"/>
+        </w:rPr>
+        <w:t>k</w:t>
+      </w:r>
+      <w:r>
+        <w:rPr>
+          <w:sz w:val="20"/>
+          <w:szCs w:val="20"/>
+        </w:rPr>
+        <w:t xml:space="preserve"> value along with the graph:</w:t>
+      </w:r>
+    </w:p>
+    <w:p>
+      <w:pPr>
+        <w:spacing w:after="0" w:line="240" w:lineRule="auto"/>
+        <w:rPr>
+          <w:rFonts w:ascii="Consolas" w:eastAsia="Times New Roman" w:hAnsi="Consolas" w:cs="Times New Roman"/>
+          <w:kern w:val="0"/>
+          <w:sz w:val="20"/>
+          <w:szCs w:val="20"/>
+          <w14:ligatures w14:val="none"/>
+        </w:rPr>
+      </w:pPr>
+      <w:r>
+        <w:rPr>
+          <w:rFonts w:ascii="Consolas" w:eastAsia="Times New Roman" w:hAnsi="Consolas" w:cs="Times New Roman"/>
+          <w:kern w:val="0"/>
+          <w:sz w:val="20"/>
+          <w:szCs w:val="20"/>
+          <w14:ligatures w14:val="none"/>
+        </w:rPr>
+        <w:t>---Trying odd values of k from 1 to 21---</w:t>
+      </w:r>
+    </w:p>
+    <w:p>
+      <w:pPr>
+        <w:spacing w:after="0" w:line="240" w:lineRule="auto"/>
+        <w:rPr>
+          <w:rFonts w:ascii="Consolas" w:eastAsia="Times New Roman" w:hAnsi="Consolas" w:cs="Times New Roman"/>
+          <w:kern w:val="0"/>
+          <w:sz w:val="20"/>
+          <w:szCs w:val="20"/>
+          <w14:ligatures w14:val="none"/>
+        </w:rPr>
+      </w:pPr>
+      <w:r>
+        <w:rPr>
+          <w:rFonts w:ascii="Consolas" w:eastAsia="Times New Roman" w:hAnsi="Consolas" w:cs="Times New Roman"/>
+          <w:kern w:val="0"/>
+          <w:sz w:val="20"/>
+          <w:szCs w:val="20"/>
+          <w14:ligatures w14:val="none"/>
+        </w:rPr>
+        <w:t>KNN Accuracy achieved with k=1 is: 1.0</w:t>
+      </w:r>
+    </w:p>
+    <w:p>
+      <w:pPr>
+        <w:spacing w:after="0" w:line="240" w:lineRule="auto"/>
+        <w:rPr>
+          <w:rFonts w:ascii="Consolas" w:eastAsia="Times New Roman" w:hAnsi="Consolas" w:cs="Times New Roman"/>
+          <w:kern w:val="0"/>
+          <w:sz w:val="20"/>
+          <w:szCs w:val="20"/>
+          <w14:ligatures w14:val="none"/>
+        </w:rPr>
+      </w:pPr>
+      <w:r>
+        <w:rPr>
+          <w:rFonts w:ascii="Consolas" w:eastAsia="Times New Roman" w:hAnsi="Consolas" w:cs="Times New Roman"/>
+          <w:kern w:val="0"/>
+          <w:sz w:val="20"/>
+          <w:szCs w:val="20"/>
+          <w14:ligatures w14:val="none"/>
+        </w:rPr>
+        <w:t>KNN Accuracy achieved with k=3 is: 0.7621502209131075</w:t>
+      </w:r>
+    </w:p>
+    <w:p>
+      <w:pPr>
+        <w:spacing w:after="0" w:line="240" w:lineRule="auto"/>
+        <w:rPr>
+          <w:rFonts w:ascii="Consolas" w:eastAsia="Times New Roman" w:hAnsi="Consolas" w:cs="Times New Roman"/>
+          <w:kern w:val="0"/>
+          <w:sz w:val="20"/>
+          <w:szCs w:val="20"/>
+          <w14:ligatures w14:val="none"/>
+        </w:rPr>
+      </w:pPr>
+      <w:r>
+        <w:rPr>
+          <w:rFonts w:ascii="Consolas" w:eastAsia="Times New Roman" w:hAnsi="Consolas" w:cs="Times New Roman"/>
+          <w:kern w:val="0"/>
+          <w:sz w:val="20"/>
+          <w:szCs w:val="20"/>
+          <w14:ligatures w14:val="none"/>
+        </w:rPr>
+        <w:t>KNN Accuracy achieved with k=5 is: 0.7066764850270005</w:t>
+      </w:r>
+    </w:p>
+    <w:p>
+      <w:pPr>
+        <w:spacing w:after="0" w:line="240" w:lineRule="auto"/>
+        <w:rPr>
+          <w:rFonts w:ascii="Consolas" w:eastAsia="Times New Roman" w:hAnsi="Consolas" w:cs="Times New Roman"/>
+          <w:kern w:val="0"/>
+          <w:sz w:val="20"/>
+          <w:szCs w:val="20"/>
+          <w14:ligatures w14:val="none"/>
+        </w:rPr>
+      </w:pPr>
+      <w:r>
+        <w:rPr>
+          <w:rFonts w:ascii="Consolas" w:eastAsia="Times New Roman" w:hAnsi="Consolas" w:cs="Times New Roman"/>
+          <w:kern w:val="0"/>
+          <w:sz w:val="20"/>
+          <w:szCs w:val="20"/>
+          <w14:ligatures w14:val="none"/>
+        </w:rPr>
+        <w:t>KNN Accuracy achieved with k=7 is: 0.6811487481590575</w:t>
+      </w:r>
+    </w:p>
+    <w:p>
+      <w:pPr>
+        <w:spacing w:after="0" w:line="240" w:lineRule="auto"/>
+        <w:rPr>
+          <w:rFonts w:ascii="Consolas" w:eastAsia="Times New Roman" w:hAnsi="Consolas" w:cs="Times New Roman"/>
+          <w:kern w:val="0"/>
+          <w:sz w:val="20"/>
+          <w:szCs w:val="20"/>
+          <w14:ligatures w14:val="none"/>
+        </w:rPr>
+      </w:pPr>
+      <w:r>
+        <w:rPr>
+          <w:rFonts w:ascii="Consolas" w:eastAsia="Times New Roman" w:hAnsi="Consolas" w:cs="Times New Roman"/>
+          <w:kern w:val="0"/>
+          <w:sz w:val="20"/>
+          <w:szCs w:val="20"/>
+          <w14:ligatures w14:val="none"/>
+        </w:rPr>
+        <w:t>KNN Accuracy achieved with k=9 is: 0.6605301914580265</w:t>
+      </w:r>
+    </w:p>
+    <w:p>
+      <w:pPr>
+        <w:spacing w:after="0" w:line="240" w:lineRule="auto"/>
+        <w:rPr>
+          <w:rFonts w:ascii="Consolas" w:eastAsia="Times New Roman" w:hAnsi="Consolas" w:cs="Times New Roman"/>
+          <w:kern w:val="0"/>
+          <w:sz w:val="20"/>
+          <w:szCs w:val="20"/>
+          <w14:ligatures w14:val="none"/>
+        </w:rPr>
+      </w:pPr>
+      <w:r>
+        <w:rPr>
+          <w:rFonts w:ascii="Consolas" w:eastAsia="Times New Roman" w:hAnsi="Consolas" w:cs="Times New Roman"/>
+          <w:kern w:val="0"/>
+          <w:sz w:val="20"/>
+          <w:szCs w:val="20"/>
+          <w14:ligatures w14:val="none"/>
+        </w:rPr>
+        <w:t>KNN Accuracy achieved with k=11 is: 0.6394207167403043</w:t>
+      </w:r>
+    </w:p>
+    <w:p>
+      <w:pPr>
+        <w:spacing w:after="0" w:line="240" w:lineRule="auto"/>
+        <w:rPr>
+          <w:rFonts w:ascii="Consolas" w:eastAsia="Times New Roman" w:hAnsi="Consolas" w:cs="Times New Roman"/>
+          <w:kern w:val="0"/>
+          <w:sz w:val="20"/>
+          <w:szCs w:val="20"/>
+          <w14:ligatures w14:val="none"/>
+        </w:rPr>
+      </w:pPr>
+      <w:r>
+        <w:rPr>
+          <w:rFonts w:ascii="Consolas" w:eastAsia="Times New Roman" w:hAnsi="Consolas" w:cs="Times New Roman"/>
+          <w:kern w:val="0"/>
+          <w:sz w:val="20"/>
+          <w:szCs w:val="20"/>
+          <w14:ligatures w14:val="none"/>
+        </w:rPr>
+        <w:t>KNN Accuracy achieved with k=13 is: 0.6362297496318114</w:t>
+      </w:r>
+    </w:p>
+    <w:p>
+      <w:pPr>
+        <w:spacing w:after="0" w:line="240" w:lineRule="auto"/>
+        <w:rPr>
+          <w:rFonts w:ascii="Consolas" w:eastAsia="Times New Roman" w:hAnsi="Consolas" w:cs="Times New Roman"/>
+          <w:kern w:val="0"/>
+          <w:sz w:val="20"/>
+          <w:szCs w:val="20"/>
+          <w14:ligatures w14:val="none"/>
+        </w:rPr>
+      </w:pPr>
+      <w:r>
+        <w:rPr>
+          <w:rFonts w:ascii="Consolas" w:eastAsia="Times New Roman" w:hAnsi="Consolas" w:cs="Times New Roman"/>
+          <w:kern w:val="0"/>
+          <w:sz w:val="20"/>
+          <w:szCs w:val="20"/>
+          <w14:ligatures w14:val="none"/>
+        </w:rPr>
+        <w:t>KNN Accuracy achieved with k=15 is: 0.6219931271477663</w:t>
+      </w:r>
+    </w:p>
+    <w:p>
+      <w:pPr>
+        <w:spacing w:after="0" w:line="240" w:lineRule="auto"/>
+        <w:rPr>
+          <w:rFonts w:ascii="Consolas" w:eastAsia="Times New Roman" w:hAnsi="Consolas" w:cs="Times New Roman"/>
+          <w:kern w:val="0"/>
+          <w:sz w:val="20"/>
+          <w:szCs w:val="20"/>
+          <w14:ligatures w14:val="none"/>
+        </w:rPr>
+      </w:pPr>
+      <w:r>
+        <w:rPr>
+          <w:rFonts w:ascii="Consolas" w:eastAsia="Times New Roman" w:hAnsi="Consolas" w:cs="Times New Roman"/>
+          <w:kern w:val="0"/>
+          <w:sz w:val="20"/>
+          <w:szCs w:val="20"/>
+          <w14:ligatures w14:val="none"/>
+        </w:rPr>
+        <w:t>KNN Accuracy achieved with k=17 is: 0.6109474717722141</w:t>
+      </w:r>
+    </w:p>
+    <w:p>
+      <w:pPr>
+        <w:spacing w:after="0" w:line="240" w:lineRule="auto"/>
+        <w:rPr>
+          <w:rFonts w:ascii="Consolas" w:eastAsia="Times New Roman" w:hAnsi="Consolas" w:cs="Times New Roman"/>
+          <w:kern w:val="0"/>
+          <w:sz w:val="20"/>
+          <w:szCs w:val="20"/>
+          <w14:ligatures w14:val="none"/>
+        </w:rPr>
+      </w:pPr>
+      <w:r>
+        <w:rPr>
+          <w:rFonts w:ascii="Consolas" w:eastAsia="Times New Roman" w:hAnsi="Consolas" w:cs="Times New Roman"/>
+          <w:kern w:val="0"/>
+          <w:sz w:val="20"/>
+          <w:szCs w:val="20"/>
+          <w14:ligatures w14:val="none"/>
+        </w:rPr>
+        <w:t>KNN Accuracy achieved with k=19 is: 0.6121747668139421</w:t>
+      </w:r>
+    </w:p>
+    <w:p>
+      <w:pPr>
+        <w:spacing w:after="0" w:line="240" w:lineRule="auto"/>
+        <w:rPr>
+          <w:rFonts w:ascii="Consolas" w:eastAsia="Times New Roman" w:hAnsi="Consolas" w:cs="Times New Roman"/>
+          <w:kern w:val="0"/>
+          <w:sz w:val="20"/>
+          <w:szCs w:val="20"/>
+          <w14:ligatures w14:val="none"/>
+        </w:rPr>
+      </w:pPr>
+      <w:r>
+        <w:rPr>
+          <w:rFonts w:ascii="Consolas" w:eastAsia="Times New Roman" w:hAnsi="Consolas" w:cs="Times New Roman"/>
+          <w:kern w:val="0"/>
+          <w:sz w:val="20"/>
+          <w:szCs w:val="20"/>
+          <w14:ligatures w14:val="none"/>
+        </w:rPr>
+        <w:t>KNN Accuracy achieved with k=21 is: 0.602847324496809</w:t>
+      </w:r>
+    </w:p>
+    <w:p>
+      <w:pPr>
+        <w:spacing w:after="0" w:line="240" w:lineRule="auto"/>
+        <w:rPr>
+          <w:rFonts w:ascii="Consolas" w:eastAsia="Times New Roman" w:hAnsi="Consolas" w:cs="Times New Roman"/>
+          <w:kern w:val="0"/>
+          <w:sz w:val="20"/>
+          <w:szCs w:val="20"/>
+          <w14:ligatures w14:val="none"/>
+        </w:rPr>
+      </w:pPr>
+    </w:p>
+    <w:p>
+      <w:pPr>
+        <w:spacing w:after="0" w:line="240" w:lineRule="auto"/>
+        <w:rPr>
+          <w:rFonts w:ascii="Consolas" w:eastAsia="Times New Roman" w:hAnsi="Consolas" w:cs="Times New Roman"/>
+          <w:kern w:val="0"/>
+          <w:sz w:val="20"/>
+          <w:szCs w:val="20"/>
+          <w14:ligatures w14:val="none"/>
+        </w:rPr>
+      </w:pPr>
+      <w:r>
+        <w:rPr>
+          <w:rFonts w:ascii="Consolas" w:eastAsia="Times New Roman" w:hAnsi="Consolas" w:cs="Times New Roman"/>
+          <w:kern w:val="0"/>
+          <w:sz w:val="20"/>
+          <w:szCs w:val="20"/>
+          <w14:ligatures w14:val="none"/>
+        </w:rPr>
+        <w:t>---Trying even values of k from 2 to 2---</w:t>
+      </w:r>
+    </w:p>
+    <w:p>
+      <w:pPr>
+        <w:spacing w:after="0" w:line="240" w:lineRule="auto"/>
+        <w:rPr>
+          <w:rFonts w:ascii="Consolas" w:eastAsia="Times New Roman" w:hAnsi="Consolas" w:cs="Times New Roman"/>
+          <w:kern w:val="0"/>
+          <w:sz w:val="20"/>
+          <w:szCs w:val="20"/>
+          <w14:ligatures w14:val="none"/>
+        </w:rPr>
+      </w:pPr>
+      <w:r>
+        <w:rPr>
+          <w:rFonts w:ascii="Consolas" w:eastAsia="Times New Roman" w:hAnsi="Consolas" w:cs="Times New Roman"/>
+          <w:kern w:val="0"/>
+          <w:sz w:val="20"/>
+          <w:szCs w:val="20"/>
+          <w14:ligatures w14:val="none"/>
+        </w:rPr>
+        <w:t>KNN Accuracy achieved with k=2 is: 0.7641138929798723</w:t>
+      </w:r>
+    </w:p>
+    <w:p>
+      <w:pPr>
+        <w:spacing w:after="0" w:line="240" w:lineRule="auto"/>
+        <w:rPr>
+          <w:rFonts w:ascii="Consolas" w:eastAsia="Times New Roman" w:hAnsi="Consolas" w:cs="Times New Roman"/>
+          <w:kern w:val="0"/>
+          <w:sz w:val="20"/>
+          <w:szCs w:val="20"/>
+          <w14:ligatures w14:val="none"/>
+        </w:rPr>
+      </w:pPr>
+      <w:r>
+        <w:rPr>
+          <w:rFonts w:ascii="Consolas" w:eastAsia="Times New Roman" w:hAnsi="Consolas" w:cs="Times New Roman"/>
+          <w:kern w:val="0"/>
+          <w:sz w:val="20"/>
+          <w:szCs w:val="20"/>
+          <w14:ligatures w14:val="none"/>
+        </w:rPr>
+        <w:t>KNN Accuracy achieved with k=4 is: 0.7027491408934707</w:t>
+      </w:r>
+    </w:p>
+    <w:p>
+      <w:pPr>
+        <w:spacing w:after="0" w:line="240" w:lineRule="auto"/>
+        <w:rPr>
+          <w:rFonts w:ascii="Consolas" w:eastAsia="Times New Roman" w:hAnsi="Consolas" w:cs="Times New Roman"/>
+          <w:kern w:val="0"/>
+          <w:sz w:val="20"/>
+          <w:szCs w:val="20"/>
+          <w14:ligatures w14:val="none"/>
+        </w:rPr>
+      </w:pPr>
+      <w:r>
+        <w:rPr>
+          <w:rFonts w:ascii="Consolas" w:eastAsia="Times New Roman" w:hAnsi="Consolas" w:cs="Times New Roman"/>
+          <w:kern w:val="0"/>
+          <w:sz w:val="20"/>
+          <w:szCs w:val="20"/>
+          <w14:ligatures w14:val="none"/>
+        </w:rPr>
+        <w:t>KNN Accuracy achieved with k=6 is: 0.6757486499754541</w:t>
+      </w:r>
+    </w:p>
+    <w:p>
+      <w:pPr>
+        <w:spacing w:after="0" w:line="240" w:lineRule="auto"/>
+        <w:rPr>
+          <w:rFonts w:ascii="Consolas" w:eastAsia="Times New Roman" w:hAnsi="Consolas" w:cs="Times New Roman"/>
+          <w:kern w:val="0"/>
+          <w:sz w:val="20"/>
+          <w:szCs w:val="20"/>
+          <w14:ligatures w14:val="none"/>
+        </w:rPr>
+      </w:pPr>
+      <w:r>
+        <w:rPr>
+          <w:rFonts w:ascii="Consolas" w:eastAsia="Times New Roman" w:hAnsi="Consolas" w:cs="Times New Roman"/>
+          <w:kern w:val="0"/>
+          <w:sz w:val="20"/>
+          <w:szCs w:val="20"/>
+          <w14:ligatures w14:val="none"/>
+        </w:rPr>
+        <w:lastRenderedPageBreak/>
+        <w:t>KNN Accuracy achieved with k=8 is: 0.6561119293078056</w:t>
+      </w:r>
+    </w:p>
+    <w:p>
+      <w:pPr>
+        <w:spacing w:after="0" w:line="240" w:lineRule="auto"/>
+        <w:rPr>
+          <w:rFonts w:ascii="Consolas" w:eastAsia="Times New Roman" w:hAnsi="Consolas" w:cs="Times New Roman"/>
+          <w:kern w:val="0"/>
+          <w:sz w:val="20"/>
+          <w:szCs w:val="20"/>
+          <w14:ligatures w14:val="none"/>
+        </w:rPr>
+      </w:pPr>
+      <w:r>
+        <w:rPr>
+          <w:rFonts w:ascii="Consolas" w:eastAsia="Times New Roman" w:hAnsi="Consolas" w:cs="Times New Roman"/>
+          <w:kern w:val="0"/>
+          <w:sz w:val="20"/>
+          <w:szCs w:val="20"/>
+          <w14:ligatures w14:val="none"/>
+        </w:rPr>
+        <w:t>KNN Accuracy achieved with k=10 is: 0.6480117820324006</w:t>
+      </w:r>
+    </w:p>
+    <w:p>
+      <w:pPr>
+        <w:spacing w:after="0" w:line="240" w:lineRule="auto"/>
+        <w:rPr>
+          <w:rFonts w:ascii="Consolas" w:eastAsia="Times New Roman" w:hAnsi="Consolas" w:cs="Times New Roman"/>
+          <w:kern w:val="0"/>
+          <w:sz w:val="20"/>
+          <w:szCs w:val="20"/>
+          <w14:ligatures w14:val="none"/>
+        </w:rPr>
+      </w:pPr>
+      <w:r>
+        <w:rPr>
+          <w:rFonts w:ascii="Consolas" w:eastAsia="Times New Roman" w:hAnsi="Consolas" w:cs="Times New Roman"/>
+          <w:kern w:val="0"/>
+          <w:sz w:val="20"/>
+          <w:szCs w:val="20"/>
+          <w14:ligatures w14:val="none"/>
+        </w:rPr>
+        <w:t>KNN Accuracy achieved with k=12 is: 0.6325478645066274</w:t>
+      </w:r>
+    </w:p>
+    <w:p>
+      <w:pPr>
+        <w:spacing w:after="0" w:line="240" w:lineRule="auto"/>
+        <w:rPr>
+          <w:rFonts w:ascii="Consolas" w:eastAsia="Times New Roman" w:hAnsi="Consolas" w:cs="Times New Roman"/>
+          <w:kern w:val="0"/>
+          <w:sz w:val="20"/>
+          <w:szCs w:val="20"/>
+          <w14:ligatures w14:val="none"/>
+        </w:rPr>
+      </w:pPr>
+      <w:r>
+        <w:rPr>
+          <w:rFonts w:ascii="Consolas" w:eastAsia="Times New Roman" w:hAnsi="Consolas" w:cs="Times New Roman"/>
+          <w:kern w:val="0"/>
+          <w:sz w:val="20"/>
+          <w:szCs w:val="20"/>
+          <w14:ligatures w14:val="none"/>
+        </w:rPr>
+        <w:t>KNN Accuracy achieved with k=14 is: 0.6237113402061856</w:t>
+      </w:r>
+    </w:p>
+    <w:p>
+      <w:pPr>
+        <w:spacing w:after="0" w:line="240" w:lineRule="auto"/>
+        <w:rPr>
+          <w:rFonts w:ascii="Consolas" w:eastAsia="Times New Roman" w:hAnsi="Consolas" w:cs="Times New Roman"/>
+          <w:kern w:val="0"/>
+          <w:sz w:val="20"/>
+          <w:szCs w:val="20"/>
+          <w14:ligatures w14:val="none"/>
+        </w:rPr>
+      </w:pPr>
+      <w:r>
+        <w:rPr>
+          <w:rFonts w:ascii="Consolas" w:eastAsia="Times New Roman" w:hAnsi="Consolas" w:cs="Times New Roman"/>
+          <w:kern w:val="0"/>
+          <w:sz w:val="20"/>
+          <w:szCs w:val="20"/>
+          <w14:ligatures w14:val="none"/>
+        </w:rPr>
+        <w:t>KNN Accuracy achieved with k=16 is: 0.6156111929307806</w:t>
+      </w:r>
+    </w:p>
+    <w:p>
+      <w:pPr>
+        <w:spacing w:after="0" w:line="240" w:lineRule="auto"/>
+        <w:rPr>
+          <w:rFonts w:ascii="Consolas" w:eastAsia="Times New Roman" w:hAnsi="Consolas" w:cs="Times New Roman"/>
+          <w:kern w:val="0"/>
+          <w:sz w:val="20"/>
+          <w:szCs w:val="20"/>
+          <w14:ligatures w14:val="none"/>
+        </w:rPr>
+      </w:pPr>
+      <w:r>
+        <w:rPr>
+          <w:rFonts w:ascii="Consolas" w:eastAsia="Times New Roman" w:hAnsi="Consolas" w:cs="Times New Roman"/>
+          <w:kern w:val="0"/>
+          <w:sz w:val="20"/>
+          <w:szCs w:val="20"/>
+          <w14:ligatures w14:val="none"/>
+        </w:rPr>
+        <w:t>KNN Accuracy achieved with k=18 is: 0.6094747177221405</w:t>
+      </w:r>
+    </w:p>
+    <w:p>
+      <w:pPr>
+        <w:spacing w:after="0" w:line="240" w:lineRule="auto"/>
+        <w:rPr>
+          <w:rFonts w:ascii="Consolas" w:eastAsia="Times New Roman" w:hAnsi="Consolas" w:cs="Times New Roman"/>
+          <w:kern w:val="0"/>
+          <w:sz w:val="20"/>
+          <w:szCs w:val="20"/>
+          <w14:ligatures w14:val="none"/>
+        </w:rPr>
+      </w:pPr>
+      <w:r>
+        <w:rPr>
+          <w:rFonts w:ascii="Consolas" w:eastAsia="Times New Roman" w:hAnsi="Consolas" w:cs="Times New Roman"/>
+          <w:kern w:val="0"/>
+          <w:sz w:val="20"/>
+          <w:szCs w:val="20"/>
+          <w14:ligatures w14:val="none"/>
+        </w:rPr>
+        <w:t>KNN Accuracy achieved with k=20 is: 0.6077565046637211</w:t>
+      </w:r>
+    </w:p>
+    <w:p>
+      <w:pPr>
+        <w:spacing w:after="0" w:line="240" w:lineRule="auto"/>
+        <w:rPr>
+          <w:rFonts w:ascii="Consolas" w:eastAsia="Times New Roman" w:hAnsi="Consolas" w:cs="Times New Roman"/>
+          <w:color w:val="CCCCCC"/>
+          <w:kern w:val="0"/>
+          <w:sz w:val="20"/>
+          <w:szCs w:val="20"/>
+          <w14:ligatures w14:val="none"/>
+        </w:rPr>
+      </w:pPr>
+      <w:r>
+        <w:rPr>
+          <w:rFonts w:ascii="Consolas" w:eastAsia="Times New Roman" w:hAnsi="Consolas" w:cs="Times New Roman"/>
+          <w:kern w:val="0"/>
+          <w:sz w:val="20"/>
+          <w:szCs w:val="20"/>
+          <w14:ligatures w14:val="none"/>
+        </w:rPr>
+        <w:t>KNN Accuracy achieved with k=22 is: 0.602847324496809</w:t>
+      </w:r>
+    </w:p>
+    <w:p>
+      <w:pPr>
+        <w:spacing w:after="0" w:line="240" w:lineRule="auto"/>
+        <w:rPr>
+          <w:rFonts w:ascii="Consolas" w:eastAsia="Times New Roman" w:hAnsi="Consolas" w:cs="Times New Roman"/>
+          <w:color w:val="CCCCCC"/>
+          <w:kern w:val="0"/>
+          <w:sz w:val="20"/>
+          <w:szCs w:val="20"/>
+          <w14:ligatures w14:val="none"/>
+        </w:rPr>
+      </w:pPr>
+    </w:p>
+    <w:p>
+      <w:pPr>
+        <w:spacing w:after="0" w:line="240" w:lineRule="auto"/>
+        <w:jc w:val="center"/>
+        <w:rPr>
+          <w:rFonts w:ascii="Consolas" w:eastAsia="Times New Roman" w:hAnsi="Consolas" w:cs="Times New Roman"/>
+          <w:color w:val="CCCCCC"/>
+          <w:kern w:val="0"/>
+          <w:sz w:val="20"/>
+          <w:szCs w:val="20"/>
+          <w14:ligatures w14:val="none"/>
+        </w:rPr>
+      </w:pPr>
+      <w:r>
+        <w:rPr>
+          <w:sz w:val="20"/>
+          <w:szCs w:val="20"/>
+        </w:rPr>
+        <w:drawing>
+          <wp:inline distT="0" distB="0" distL="0" distR="0" wp14:anchorId="57DD5B84" wp14:editId="652A66C3">
+            <wp:extent cx="4544325" cy="2426067"/>
+            <wp:effectExtent l="0" t="0" r="8890" b="0"/>
+            <wp:docPr id="485687908" name="Picture 1" descr="A graph with red and blue lines&#10;&#10;AI-generated content may be incorrect."/>
+            <wp:cNvGraphicFramePr>
+              <a:graphicFrameLocks xmlns:a="http://schemas.openxmlformats.org/drawingml/2006/main" noChangeAspect="1"/>
+            </wp:cNvGraphicFramePr>
+            <a:graphic xmlns:a="http://schemas.openxmlformats.org/drawingml/2006/main">
+              <a:graphicData uri="http://schemas.openxmlformats.org/drawingml/2006/picture">
+                <pic:pic xmlns:pic="http://schemas.openxmlformats.org/drawingml/2006/picture">
+                  <pic:nvPicPr>
+                    <pic:cNvPr id="485687908" name="Picture 1" descr="A graph with red and blue lines&#10;&#10;AI-generated content may be incorrect."/>
+                    <pic:cNvPicPr/>
+                  </pic:nvPicPr>
+                  <pic:blipFill>
+                    <a:blip r:embed="rId5"/>
+                    <a:stretch>
+                      <a:fillRect/>
+                    </a:stretch>
+                  </pic:blipFill>
+                  <pic:spPr>
+                    <a:xfrm>
+                      <a:off x="0" y="0"/>
+                      <a:ext cx="4563747" cy="2436436"/>
+                    </a:xfrm>
+                    <a:prstGeom prst="rect">
+                      <a:avLst/>
+                    </a:prstGeom>
+                  </pic:spPr>
+                </pic:pic>
+              </a:graphicData>
+            </a:graphic>
+          </wp:inline>
+        </w:drawing>
+      </w:r>
+    </w:p>
+    <w:p>
+      <w:pPr>
+        <w:spacing w:after="0" w:line="240" w:lineRule="auto"/>
+        <w:jc w:val="center"/>
+        <w:rPr>
+          <w:rFonts w:ascii="Consolas" w:eastAsia="Times New Roman" w:hAnsi="Consolas" w:cs="Times New Roman"/>
+          <w:color w:val="CCCCCC"/>
+          <w:kern w:val="0"/>
+          <w:sz w:val="20"/>
+          <w:szCs w:val="20"/>
+          <w14:ligatures w14:val="none"/>
+        </w:rPr>
+      </w:pPr>
+    </w:p>
+    <w:p>
+      <w:pPr>
+        <w:rPr>
+          <w:sz w:val="20"/>
+          <w:szCs w:val="20"/>
+        </w:rPr>
+      </w:pPr>
+      <w:r>
+        <w:rPr>
+          <w:sz w:val="20"/>
+          <w:szCs w:val="20"/>
+        </w:rPr>
+        <w:t xml:space="preserve">The graph shows the different accuracy </w:t>
+      </w:r>
+      <w:r>
+        <w:rPr>
+          <w:sz w:val="20"/>
+          <w:szCs w:val="20"/>
+        </w:rPr>
+        <w:t>levels</w:t>
+      </w:r>
+      <w:r>
+        <w:rPr>
+          <w:sz w:val="20"/>
+          <w:szCs w:val="20"/>
+        </w:rPr>
+        <w:t xml:space="preserve"> for different values of k. The </w:t>
+      </w:r>
+      <w:r>
+        <w:rPr>
+          <w:sz w:val="20"/>
+          <w:szCs w:val="20"/>
+        </w:rPr>
+        <w:t>highest accuracy is seen at</w:t>
+      </w:r>
+      <w:r>
+        <w:rPr>
+          <w:sz w:val="20"/>
+          <w:szCs w:val="20"/>
+        </w:rPr>
+        <w:t xml:space="preserve"> when </w:t>
+      </w:r>
+      <w:r>
+        <w:rPr>
+          <w:i/>
+          <w:iCs/>
+          <w:sz w:val="20"/>
+          <w:szCs w:val="20"/>
+        </w:rPr>
+        <w:t>k</w:t>
+      </w:r>
+      <w:r>
+        <w:rPr>
+          <w:sz w:val="20"/>
+          <w:szCs w:val="20"/>
+        </w:rPr>
+        <w:t xml:space="preserve"> = </w:t>
+      </w:r>
+      <w:r>
+        <w:rPr>
+          <w:sz w:val="20"/>
+          <w:szCs w:val="20"/>
+        </w:rPr>
+        <w:t>2</w:t>
+      </w:r>
+      <w:r>
+        <w:rPr>
+          <w:sz w:val="20"/>
+          <w:szCs w:val="20"/>
+        </w:rPr>
+        <w:t xml:space="preserve"> for even cases</w:t>
+      </w:r>
+      <w:r>
+        <w:rPr>
+          <w:sz w:val="20"/>
+          <w:szCs w:val="20"/>
+        </w:rPr>
+        <w:t xml:space="preserve">. </w:t>
+      </w:r>
+      <w:r>
+        <w:rPr>
+          <w:sz w:val="20"/>
+          <w:szCs w:val="20"/>
+        </w:rPr>
+        <w:t xml:space="preserve">With odd cases, </w:t>
+      </w:r>
+      <w:r>
+        <w:rPr>
+          <w:i/>
+          <w:iCs/>
+          <w:sz w:val="20"/>
+          <w:szCs w:val="20"/>
+        </w:rPr>
+        <w:t>k = 3</w:t>
+      </w:r>
+      <w:r>
+        <w:rPr>
+          <w:sz w:val="20"/>
+          <w:szCs w:val="20"/>
+        </w:rPr>
+        <w:t xml:space="preserve"> was the best. </w:t>
+      </w:r>
+      <w:r>
+        <w:rPr>
+          <w:sz w:val="20"/>
+          <w:szCs w:val="20"/>
+        </w:rPr>
+        <w:t xml:space="preserve">At </w:t>
+      </w:r>
+      <w:r>
+        <w:rPr>
+          <w:i/>
+          <w:iCs/>
+          <w:sz w:val="20"/>
+          <w:szCs w:val="20"/>
+        </w:rPr>
+        <w:t>k</w:t>
+      </w:r>
+      <w:r>
+        <w:rPr>
+          <w:i/>
+          <w:iCs/>
+          <w:sz w:val="20"/>
+          <w:szCs w:val="20"/>
+        </w:rPr>
+        <w:t xml:space="preserve"> </w:t>
+      </w:r>
+      <w:r>
+        <w:rPr>
+          <w:sz w:val="20"/>
+          <w:szCs w:val="20"/>
+        </w:rPr>
+        <w:t>=</w:t>
+      </w:r>
+      <w:r>
+        <w:rPr>
+          <w:sz w:val="20"/>
+          <w:szCs w:val="20"/>
+        </w:rPr>
+        <w:t xml:space="preserve"> </w:t>
+      </w:r>
+      <w:r>
+        <w:rPr>
+          <w:sz w:val="20"/>
+          <w:szCs w:val="20"/>
+        </w:rPr>
+        <w:t xml:space="preserve">1, the model was </w:t>
+      </w:r>
+      <w:r>
+        <w:rPr>
+          <w:sz w:val="20"/>
+          <w:szCs w:val="20"/>
+        </w:rPr>
+        <w:t>memorizing</w:t>
+      </w:r>
+      <w:r>
+        <w:rPr>
+          <w:sz w:val="20"/>
+          <w:szCs w:val="20"/>
+        </w:rPr>
+        <w:t xml:space="preserve"> the data because it had not seen the data yet and </w:t>
+      </w:r>
+      <w:r>
+        <w:rPr>
+          <w:sz w:val="20"/>
+          <w:szCs w:val="20"/>
+        </w:rPr>
+        <w:t>there was very low bias with high variance. A</w:t>
+      </w:r>
+      <w:r>
+        <w:rPr>
+          <w:sz w:val="20"/>
+          <w:szCs w:val="20"/>
+        </w:rPr>
+        <w:t xml:space="preserve">t </w:t>
+      </w:r>
+      <w:r>
+        <w:rPr>
+          <w:i/>
+          <w:iCs/>
+          <w:sz w:val="20"/>
+          <w:szCs w:val="20"/>
+        </w:rPr>
+        <w:t>k</w:t>
+      </w:r>
+      <w:r>
+        <w:rPr>
+          <w:i/>
+          <w:iCs/>
+          <w:sz w:val="20"/>
+          <w:szCs w:val="20"/>
+        </w:rPr>
+        <w:t xml:space="preserve"> </w:t>
+      </w:r>
+      <w:r>
+        <w:rPr>
+          <w:sz w:val="20"/>
+          <w:szCs w:val="20"/>
+        </w:rPr>
+        <w:t>=</w:t>
+      </w:r>
+      <w:r>
+        <w:rPr>
+          <w:sz w:val="20"/>
+          <w:szCs w:val="20"/>
+        </w:rPr>
+        <w:t xml:space="preserve"> </w:t>
+      </w:r>
+      <w:r>
+        <w:rPr>
+          <w:sz w:val="20"/>
+          <w:szCs w:val="20"/>
+        </w:rPr>
+        <w:t>21, the model was underfitting the data because it had seen all the data</w:t>
+      </w:r>
+      <w:r>
+        <w:rPr>
+          <w:sz w:val="20"/>
+          <w:szCs w:val="20"/>
+        </w:rPr>
+        <w:t xml:space="preserve"> and therefore, there was a lot of bias</w:t>
+      </w:r>
+      <w:r>
+        <w:rPr>
+          <w:sz w:val="20"/>
+          <w:szCs w:val="20"/>
+        </w:rPr>
+        <w:t xml:space="preserve">. Between </w:t>
+      </w:r>
+      <w:r>
+        <w:rPr>
+          <w:i/>
+          <w:iCs/>
+          <w:sz w:val="20"/>
+          <w:szCs w:val="20"/>
+        </w:rPr>
+        <w:t>k</w:t>
+      </w:r>
+      <w:r>
+        <w:rPr>
+          <w:sz w:val="20"/>
+          <w:szCs w:val="20"/>
+        </w:rPr>
+        <w:t xml:space="preserve"> = 5 and 9, we still </w:t>
+      </w:r>
+      <w:r>
+        <w:rPr>
+          <w:sz w:val="20"/>
+          <w:szCs w:val="20"/>
+        </w:rPr>
+        <w:t>had</w:t>
+      </w:r>
+      <w:r>
+        <w:rPr>
+          <w:sz w:val="20"/>
+          <w:szCs w:val="20"/>
+        </w:rPr>
+        <w:t xml:space="preserve"> </w:t>
+      </w:r>
+      <w:r>
+        <w:rPr>
+          <w:sz w:val="20"/>
+          <w:szCs w:val="20"/>
+        </w:rPr>
+        <w:t>high</w:t>
+      </w:r>
+      <w:r>
+        <w:rPr>
+          <w:sz w:val="20"/>
+          <w:szCs w:val="20"/>
+        </w:rPr>
+        <w:t xml:space="preserve"> </w:t>
+      </w:r>
+      <w:r>
+        <w:rPr>
+          <w:sz w:val="20"/>
+          <w:szCs w:val="20"/>
+        </w:rPr>
+        <w:t>accuracy,</w:t>
+      </w:r>
+      <w:r>
+        <w:rPr>
+          <w:sz w:val="20"/>
+          <w:szCs w:val="20"/>
+        </w:rPr>
+        <w:t xml:space="preserve"> but </w:t>
+      </w:r>
+      <w:r>
+        <w:rPr>
+          <w:sz w:val="20"/>
+          <w:szCs w:val="20"/>
+        </w:rPr>
+        <w:t>the performance had dropped</w:t>
+      </w:r>
+      <w:r>
+        <w:rPr>
+          <w:sz w:val="20"/>
+          <w:szCs w:val="20"/>
+        </w:rPr>
+        <w:t>. Our test accuracy</w:t>
+      </w:r>
+      <w:r>
+        <w:rPr>
+          <w:sz w:val="20"/>
+          <w:szCs w:val="20"/>
+        </w:rPr>
+        <w:t xml:space="preserve"> </w:t>
+      </w:r>
+      <w:r>
+        <w:rPr>
+          <w:sz w:val="20"/>
+          <w:szCs w:val="20"/>
+        </w:rPr>
+        <w:t xml:space="preserve">was very well able to predict the data with </w:t>
+      </w:r>
+      <w:r>
+        <w:rPr>
+          <w:sz w:val="20"/>
+          <w:szCs w:val="20"/>
+        </w:rPr>
+        <w:t>a</w:t>
+      </w:r>
+      <w:r>
+        <w:rPr>
+          <w:sz w:val="20"/>
+          <w:szCs w:val="20"/>
+        </w:rPr>
+        <w:t xml:space="preserve"> </w:t>
+      </w:r>
+      <w:r>
+        <w:rPr>
+          <w:rFonts w:eastAsia="Times New Roman" w:cs="Times New Roman"/>
+          <w:kern w:val="0"/>
+          <w:sz w:val="20"/>
+          <w:szCs w:val="20"/>
+          <w14:ligatures w14:val="none"/>
+        </w:rPr>
+        <w:t>76</w:t>
+      </w:r>
+      <w:r>
+        <w:rPr>
+          <w:rFonts w:eastAsia="Times New Roman" w:cs="Times New Roman"/>
+          <w:kern w:val="0"/>
+          <w:sz w:val="20"/>
+          <w:szCs w:val="20"/>
+          <w14:ligatures w14:val="none"/>
+        </w:rPr>
+        <w:t>.41</w:t>
+      </w:r>
+      <w:r>
+        <w:rPr>
+          <w:sz w:val="20"/>
+          <w:szCs w:val="20"/>
+        </w:rPr>
+        <w:t>%</w:t>
+      </w:r>
+      <w:r>
+        <w:rPr>
+          <w:sz w:val="20"/>
+          <w:szCs w:val="20"/>
+        </w:rPr>
+        <w:t xml:space="preserve"> accuracy which </w:t>
+      </w:r>
+      <w:r>
+        <w:rPr>
+          <w:sz w:val="20"/>
+          <w:szCs w:val="20"/>
+        </w:rPr>
+        <w:t>was</w:t>
+      </w:r>
+      <w:r>
+        <w:rPr>
+          <w:sz w:val="20"/>
+          <w:szCs w:val="20"/>
+        </w:rPr>
+        <w:t xml:space="preserve"> very good.</w:t>
+      </w:r>
+    </w:p>
+    <w:p>
+      <w:pPr>
+        <w:rPr>
+          <w:sz w:val="20"/>
+          <w:szCs w:val="20"/>
+        </w:rPr>
+      </w:pPr>
+      <w:r>
+        <w:rPr>
+          <w:sz w:val="20"/>
+          <w:szCs w:val="20"/>
+        </w:rPr>
+        <w:t xml:space="preserve">Then, we </w:t>
+      </w:r>
+      <w:r>
+        <w:rPr>
+          <w:sz w:val="20"/>
+          <w:szCs w:val="20"/>
+        </w:rPr>
+        <w:t xml:space="preserve">created a classification for </w:t>
+      </w:r>
+      <w:r>
+        <w:rPr>
+          <w:b/>
+          <w:bCs/>
+          <w:sz w:val="20"/>
+          <w:szCs w:val="20"/>
+        </w:rPr>
+        <w:t>Support Vector Machine (SVM)</w:t>
+      </w:r>
+      <w:r>
+        <w:rPr>
+          <w:sz w:val="20"/>
+          <w:szCs w:val="20"/>
+        </w:rPr>
+        <w:t>.</w:t>
+      </w:r>
+      <w:r>
+        <w:rPr>
+          <w:sz w:val="20"/>
+          <w:szCs w:val="20"/>
+        </w:rPr>
+        <w:t xml:space="preserve"> We tried different values for the C-parameter and got the results along with the graph as below: </w:t>
+      </w:r>
+    </w:p>
+    <w:p>
+      <w:pPr>
+        <w:spacing w:after="0" w:line="240" w:lineRule="auto"/>
+        <w:rPr>
+          <w:rFonts w:ascii="Consolas" w:eastAsia="Times New Roman" w:hAnsi="Consolas" w:cs="Times New Roman"/>
+          <w:kern w:val="0"/>
+          <w:sz w:val="20"/>
+          <w:szCs w:val="20"/>
+          <w14:ligatures w14:val="none"/>
+        </w:rPr>
+      </w:pPr>
+      <w:r>
+        <w:rPr>
+          <w:rFonts w:ascii="Consolas" w:eastAsia="Times New Roman" w:hAnsi="Consolas" w:cs="Times New Roman"/>
+          <w:kern w:val="0"/>
+          <w:sz w:val="20"/>
+          <w:szCs w:val="20"/>
+          <w14:ligatures w14:val="none"/>
+        </w:rPr>
+        <w:t>SVM Accuracy achieved with C=0.01 is: 0.6589198036006547</w:t>
+      </w:r>
+    </w:p>
+    <w:p>
+      <w:pPr>
+        <w:spacing w:after="0" w:line="240" w:lineRule="auto"/>
+        <w:rPr>
+          <w:rFonts w:ascii="Consolas" w:eastAsia="Times New Roman" w:hAnsi="Consolas" w:cs="Times New Roman"/>
+          <w:kern w:val="0"/>
+          <w:sz w:val="20"/>
+          <w:szCs w:val="20"/>
+          <w14:ligatures w14:val="none"/>
+        </w:rPr>
+      </w:pPr>
+      <w:r>
+        <w:rPr>
+          <w:rFonts w:ascii="Consolas" w:eastAsia="Times New Roman" w:hAnsi="Consolas" w:cs="Times New Roman"/>
+          <w:kern w:val="0"/>
+          <w:sz w:val="20"/>
+          <w:szCs w:val="20"/>
+          <w14:ligatures w14:val="none"/>
+        </w:rPr>
+        <w:t>SVM Accuracy achieved with C=0.1 is: 0.6585924713584288</w:t>
+      </w:r>
+    </w:p>
+    <w:p>
+      <w:pPr>
+        <w:spacing w:after="0" w:line="240" w:lineRule="auto"/>
+        <w:rPr>
+          <w:rFonts w:ascii="Consolas" w:eastAsia="Times New Roman" w:hAnsi="Consolas" w:cs="Times New Roman"/>
+          <w:kern w:val="0"/>
+          <w:sz w:val="20"/>
+          <w:szCs w:val="20"/>
+          <w14:ligatures w14:val="none"/>
+        </w:rPr>
+      </w:pPr>
+      <w:r>
+        <w:rPr>
+          <w:rFonts w:ascii="Consolas" w:eastAsia="Times New Roman" w:hAnsi="Consolas" w:cs="Times New Roman"/>
+          <w:kern w:val="0"/>
+          <w:sz w:val="20"/>
+          <w:szCs w:val="20"/>
+          <w14:ligatures w14:val="none"/>
+        </w:rPr>
+        <w:t>SVM Accuracy achieved with C=0.2 is: 0.6585924713584288</w:t>
+      </w:r>
+    </w:p>
+    <w:p>
+      <w:pPr>
+        <w:spacing w:after="0" w:line="240" w:lineRule="auto"/>
+        <w:rPr>
+          <w:rFonts w:ascii="Consolas" w:eastAsia="Times New Roman" w:hAnsi="Consolas" w:cs="Times New Roman"/>
+          <w:kern w:val="0"/>
+          <w:sz w:val="20"/>
+          <w:szCs w:val="20"/>
+          <w14:ligatures w14:val="none"/>
+        </w:rPr>
+      </w:pPr>
+      <w:r>
+        <w:rPr>
+          <w:rFonts w:ascii="Consolas" w:eastAsia="Times New Roman" w:hAnsi="Consolas" w:cs="Times New Roman"/>
+          <w:kern w:val="0"/>
+          <w:sz w:val="20"/>
+          <w:szCs w:val="20"/>
+          <w14:ligatures w14:val="none"/>
+        </w:rPr>
+        <w:t>SVM Accuracy achieved with C=0.3 is: 0.6589198036006547</w:t>
+      </w:r>
+    </w:p>
+    <w:p>
+      <w:pPr>
+        <w:spacing w:after="0" w:line="240" w:lineRule="auto"/>
+        <w:rPr>
+          <w:rFonts w:ascii="Consolas" w:eastAsia="Times New Roman" w:hAnsi="Consolas" w:cs="Times New Roman"/>
+          <w:kern w:val="0"/>
+          <w:sz w:val="20"/>
+          <w:szCs w:val="20"/>
+          <w14:ligatures w14:val="none"/>
+        </w:rPr>
+      </w:pPr>
+      <w:r>
+        <w:rPr>
+          <w:rFonts w:ascii="Consolas" w:eastAsia="Times New Roman" w:hAnsi="Consolas" w:cs="Times New Roman"/>
+          <w:kern w:val="0"/>
+          <w:sz w:val="20"/>
+          <w:szCs w:val="20"/>
+          <w14:ligatures w14:val="none"/>
+        </w:rPr>
+        <w:t>SVM Accuracy achieved with C=0.5 is: 0.6585924713584288</w:t>
+      </w:r>
+    </w:p>
+    <w:p>
+      <w:pPr>
+        <w:spacing w:after="0" w:line="240" w:lineRule="auto"/>
+        <w:rPr>
+          <w:rFonts w:ascii="Consolas" w:eastAsia="Times New Roman" w:hAnsi="Consolas" w:cs="Times New Roman"/>
+          <w:kern w:val="0"/>
+          <w:sz w:val="20"/>
+          <w:szCs w:val="20"/>
+          <w14:ligatures w14:val="none"/>
+        </w:rPr>
+      </w:pPr>
+      <w:r>
+        <w:rPr>
+          <w:rFonts w:ascii="Consolas" w:eastAsia="Times New Roman" w:hAnsi="Consolas" w:cs="Times New Roman"/>
+          <w:kern w:val="0"/>
+          <w:sz w:val="20"/>
+          <w:szCs w:val="20"/>
+          <w14:ligatures w14:val="none"/>
+        </w:rPr>
+        <w:t>SVM Accuracy achieved with C=0.8 is: 0.6585924713584288</w:t>
+      </w:r>
+    </w:p>
+    <w:p>
+      <w:pPr>
+        <w:spacing w:after="0" w:line="240" w:lineRule="auto"/>
+        <w:rPr>
+          <w:rFonts w:ascii="Consolas" w:eastAsia="Times New Roman" w:hAnsi="Consolas" w:cs="Times New Roman"/>
+          <w:kern w:val="0"/>
+          <w:sz w:val="20"/>
+          <w:szCs w:val="20"/>
+          <w14:ligatures w14:val="none"/>
+        </w:rPr>
+      </w:pPr>
+      <w:r>
+        <w:rPr>
+          <w:rFonts w:ascii="Consolas" w:eastAsia="Times New Roman" w:hAnsi="Consolas" w:cs="Times New Roman"/>
+          <w:kern w:val="0"/>
+          <w:sz w:val="20"/>
+          <w:szCs w:val="20"/>
+          <w14:ligatures w14:val="none"/>
+        </w:rPr>
+        <w:t>SVM Accuracy achieved with C=1 is: 0.6585924713584288</w:t>
+      </w:r>
+    </w:p>
+    <w:p>
+      <w:pPr>
+        <w:spacing w:after="0" w:line="240" w:lineRule="auto"/>
+        <w:rPr>
+          <w:rFonts w:ascii="Consolas" w:eastAsia="Times New Roman" w:hAnsi="Consolas" w:cs="Times New Roman"/>
+          <w:kern w:val="0"/>
+          <w:sz w:val="20"/>
+          <w:szCs w:val="20"/>
+          <w14:ligatures w14:val="none"/>
+        </w:rPr>
+      </w:pPr>
+      <w:r>
+        <w:rPr>
+          <w:rFonts w:ascii="Consolas" w:eastAsia="Times New Roman" w:hAnsi="Consolas" w:cs="Times New Roman"/>
+          <w:kern w:val="0"/>
+          <w:sz w:val="20"/>
+          <w:szCs w:val="20"/>
+          <w14:ligatures w14:val="none"/>
+        </w:rPr>
+        <w:t>SVM Accuracy achieved with C=5 is: 0.6585924713584288</w:t>
+      </w:r>
+    </w:p>
+    <w:p>
+      <w:pPr>
+        <w:spacing w:after="0" w:line="240" w:lineRule="auto"/>
+        <w:rPr>
+          <w:rFonts w:ascii="Consolas" w:eastAsia="Times New Roman" w:hAnsi="Consolas" w:cs="Times New Roman"/>
+          <w:kern w:val="0"/>
+          <w:sz w:val="20"/>
+          <w:szCs w:val="20"/>
+          <w14:ligatures w14:val="none"/>
+        </w:rPr>
+      </w:pPr>
+      <w:r>
+        <w:rPr>
+          <w:rFonts w:ascii="Consolas" w:eastAsia="Times New Roman" w:hAnsi="Consolas" w:cs="Times New Roman"/>
+          <w:kern w:val="0"/>
+          <w:sz w:val="20"/>
+          <w:szCs w:val="20"/>
+          <w14:ligatures w14:val="none"/>
+        </w:rPr>
+        <w:t>SVM Accuracy achieved with C=15 is: 0.6585924713584288</w:t>
+      </w:r>
+    </w:p>
+    <w:p>
+      <w:pPr>
+        <w:spacing w:after="0" w:line="240" w:lineRule="auto"/>
+        <w:rPr>
+          <w:rFonts w:ascii="Consolas" w:eastAsia="Times New Roman" w:hAnsi="Consolas" w:cs="Times New Roman"/>
+          <w:kern w:val="0"/>
+          <w:sz w:val="20"/>
+          <w:szCs w:val="20"/>
+          <w14:ligatures w14:val="none"/>
+        </w:rPr>
+      </w:pPr>
+      <w:r>
+        <w:rPr>
+          <w:rFonts w:ascii="Consolas" w:eastAsia="Times New Roman" w:hAnsi="Consolas" w:cs="Times New Roman"/>
+          <w:kern w:val="0"/>
+          <w:sz w:val="20"/>
+          <w:szCs w:val="20"/>
+          <w14:ligatures w14:val="none"/>
+        </w:rPr>
+        <w:t>SVM Accuracy achieved with C=20 is: 0.6585924713584288</w:t>
+      </w:r>
+    </w:p>
+    <w:p>
+      <w:pPr>
+        <w:spacing w:after="0" w:line="240" w:lineRule="auto"/>
+        <w:rPr>
+          <w:rFonts w:ascii="Consolas" w:eastAsia="Times New Roman" w:hAnsi="Consolas" w:cs="Times New Roman"/>
+          <w:kern w:val="0"/>
+          <w:sz w:val="20"/>
+          <w:szCs w:val="20"/>
+          <w14:ligatures w14:val="none"/>
+        </w:rPr>
+      </w:pPr>
+      <w:r>
+        <w:rPr>
+          <w:rFonts w:ascii="Consolas" w:eastAsia="Times New Roman" w:hAnsi="Consolas" w:cs="Times New Roman"/>
+          <w:kern w:val="0"/>
+          <w:sz w:val="20"/>
+          <w:szCs w:val="20"/>
+          <w14:ligatures w14:val="none"/>
+        </w:rPr>
+        <w:t>SVM Accuracy achieved with C=25 is: 0.6595744680851063</w:t>
+      </w:r>
+    </w:p>
+    <w:p>
+      <w:pPr>
+        <w:spacing w:after="0" w:line="240" w:lineRule="auto"/>
+        <w:jc w:val="center"/>
+        <w:rPr>
+          <w:rFonts w:ascii="Consolas" w:eastAsia="Times New Roman" w:hAnsi="Consolas" w:cs="Times New Roman"/>
+          <w:color w:val="CCCCCC"/>
+          <w:kern w:val="0"/>
+          <w:sz w:val="20"/>
+          <w:szCs w:val="20"/>
+          <w14:ligatures w14:val="none"/>
+        </w:rPr>
+      </w:pPr>
+      <w:r>
+        <w:rPr>
+          <w:rFonts w:ascii="Consolas" w:eastAsia="Times New Roman" w:hAnsi="Consolas" w:cs="Times New Roman"/>
+          <w:color w:val="CCCCCC"/>
+          <w:kern w:val="0"/>
+          <w:sz w:val="20"/>
+          <w:szCs w:val="20"/>
+          <w14:ligatures w14:val="none"/>
+        </w:rPr>
+        <w:lastRenderedPageBreak/>
+        <w:drawing>
+          <wp:inline distT="0" distB="0" distL="0" distR="0" wp14:anchorId="4A278063" wp14:editId="3F4E96B4">
+            <wp:extent cx="3405159" cy="2617571"/>
+            <wp:effectExtent l="0" t="0" r="5080" b="0"/>
+            <wp:docPr id="179561288" name="Picture 1" descr="A graph of a test&#10;&#10;AI-generated content may be incorrect."/>
+            <wp:cNvGraphicFramePr>
+              <a:graphicFrameLocks xmlns:a="http://schemas.openxmlformats.org/drawingml/2006/main" noChangeAspect="1"/>
+            </wp:cNvGraphicFramePr>
+            <a:graphic xmlns:a="http://schemas.openxmlformats.org/drawingml/2006/main">
+              <a:graphicData uri="http://schemas.openxmlformats.org/drawingml/2006/picture">
+                <pic:pic xmlns:pic="http://schemas.openxmlformats.org/drawingml/2006/picture">
+                  <pic:nvPicPr>
+                    <pic:cNvPr id="179561288" name="Picture 1" descr="A graph of a test&#10;&#10;AI-generated content may be incorrect."/>
+                    <pic:cNvPicPr/>
+                  </pic:nvPicPr>
+                  <pic:blipFill>
+                    <a:blip r:embed="rId6"/>
+                    <a:stretch>
+                      <a:fillRect/>
+                    </a:stretch>
+                  </pic:blipFill>
+                  <pic:spPr>
+                    <a:xfrm>
+                      <a:off x="0" y="0"/>
+                      <a:ext cx="3416942" cy="2626629"/>
+                    </a:xfrm>
+                    <a:prstGeom prst="rect">
+                      <a:avLst/>
+                    </a:prstGeom>
+                  </pic:spPr>
+                </pic:pic>
+              </a:graphicData>
+            </a:graphic>
+          </wp:inline>
+        </w:drawing>
+      </w:r>
+    </w:p>
+    <w:p>
+      <w:pPr>
+        <w:spacing w:after="0" w:line="240" w:lineRule="auto"/>
+        <w:jc w:val="center"/>
+        <w:rPr>
+          <w:rFonts w:ascii="Consolas" w:eastAsia="Times New Roman" w:hAnsi="Consolas" w:cs="Times New Roman"/>
+          <w:color w:val="CCCCCC"/>
+          <w:kern w:val="0"/>
+          <w:sz w:val="20"/>
+          <w:szCs w:val="20"/>
+          <w14:ligatures w14:val="none"/>
+        </w:rPr>
+      </w:pPr>
+    </w:p>
+    <w:p>
+      <w:pPr>
+        <w:rPr>
+          <w:rFonts w:eastAsia="Times New Roman" w:cs="Times New Roman"/>
+          <w:kern w:val="0"/>
+          <w:sz w:val="20"/>
+          <w:szCs w:val="20"/>
+          <w14:ligatures w14:val="none"/>
+        </w:rPr>
+      </w:pPr>
+      <w:r>
+        <w:rPr>
+          <w:rFonts w:eastAsia="Times New Roman" w:cs="Times New Roman"/>
+          <w:kern w:val="0"/>
+          <w:sz w:val="20"/>
+          <w:szCs w:val="20"/>
+          <w14:ligatures w14:val="none"/>
+        </w:rPr>
+        <w:t>The model was stable and accurate for its predicted values with C-parameters below 0.3 with an accuracy of 65.89 percent</w:t>
+      </w:r>
+      <w:r>
+        <w:rPr>
+          <w:rFonts w:eastAsia="Times New Roman" w:cs="Times New Roman"/>
+          <w:kern w:val="0"/>
+          <w:sz w:val="20"/>
+          <w:szCs w:val="20"/>
+          <w14:ligatures w14:val="none"/>
+        </w:rPr>
+        <w:t xml:space="preserve"> </w:t>
+      </w:r>
+      <w:r>
+        <w:rPr>
+          <w:rFonts w:eastAsia="Times New Roman" w:cs="Times New Roman"/>
+          <w:kern w:val="0"/>
+          <w:sz w:val="20"/>
+          <w:szCs w:val="20"/>
+          <w14:ligatures w14:val="none"/>
+        </w:rPr>
+        <w:t>with a C-value of 0.01. At C-parameter of 15, the model underfits the data having learned all the data values. This may be due to us not properly scaling our</w:t>
+      </w:r>
+      <w:r>
+        <w:rPr>
+          <w:rFonts w:eastAsia="Times New Roman" w:cs="Times New Roman"/>
+          <w:kern w:val="0"/>
+          <w:sz w:val="20"/>
+          <w:szCs w:val="20"/>
+          <w14:ligatures w14:val="none"/>
+        </w:rPr>
+        <w:t xml:space="preserve"> </w:t>
+      </w:r>
+      <w:r>
+        <w:rPr>
+          <w:rFonts w:eastAsia="Times New Roman" w:cs="Times New Roman"/>
+          <w:kern w:val="0"/>
+          <w:sz w:val="20"/>
+          <w:szCs w:val="20"/>
+          <w14:ligatures w14:val="none"/>
+        </w:rPr>
+        <w:t xml:space="preserve">data. There was then a sharp decrease in accuracy which may have been due to under fitting as the model had now seen almost all the data values. When the C-parameter went above 10, the model's accuracy started to shoot back up again until it became stable throughout. The takeaway was for </w:t>
+      </w:r>
+      <w:proofErr w:type="gramStart"/>
+      <w:r>
+        <w:rPr>
+          <w:rFonts w:eastAsia="Times New Roman" w:cs="Times New Roman"/>
+          <w:kern w:val="0"/>
+          <w:sz w:val="20"/>
+          <w:szCs w:val="20"/>
+          <w14:ligatures w14:val="none"/>
+        </w:rPr>
+        <w:t>us was</w:t>
+      </w:r>
+      <w:proofErr w:type="gramEnd"/>
+      <w:r>
+        <w:rPr>
+          <w:rFonts w:eastAsia="Times New Roman" w:cs="Times New Roman"/>
+          <w:kern w:val="0"/>
+          <w:sz w:val="20"/>
+          <w:szCs w:val="20"/>
+          <w14:ligatures w14:val="none"/>
+        </w:rPr>
+        <w:t xml:space="preserve"> to have a smaller value for C-parameter to get </w:t>
+      </w:r>
+      <w:proofErr w:type="gramStart"/>
+      <w:r>
+        <w:rPr>
+          <w:rFonts w:eastAsia="Times New Roman" w:cs="Times New Roman"/>
+          <w:kern w:val="0"/>
+          <w:sz w:val="20"/>
+          <w:szCs w:val="20"/>
+          <w14:ligatures w14:val="none"/>
+        </w:rPr>
+        <w:t>a stable</w:t>
+      </w:r>
+      <w:proofErr w:type="gramEnd"/>
+      <w:r>
+        <w:rPr>
+          <w:rFonts w:eastAsia="Times New Roman" w:cs="Times New Roman"/>
+          <w:kern w:val="0"/>
+          <w:sz w:val="20"/>
+          <w:szCs w:val="20"/>
+          <w14:ligatures w14:val="none"/>
+        </w:rPr>
+        <w:t xml:space="preserve"> accuracy.</w:t>
+      </w:r>
+    </w:p>
+    <w:p>
+      <w:pPr>
+        <w:rPr>
+          <w:rFonts w:eastAsia="Times New Roman" w:cs="Times New Roman"/>
+          <w:kern w:val="0"/>
+          <w:sz w:val="20"/>
+          <w:szCs w:val="20"/>
+          <w14:ligatures w14:val="none"/>
+        </w:rPr>
+      </w:pPr>
+      <w:r>
+        <w:rPr>
+          <w:rFonts w:eastAsia="Times New Roman" w:cs="Times New Roman"/>
+          <w:kern w:val="0"/>
+          <w:sz w:val="20"/>
+          <w:szCs w:val="20"/>
+          <w14:ligatures w14:val="none"/>
+        </w:rPr>
+        <w:t xml:space="preserve">We then created a </w:t>
+      </w:r>
+      <w:r>
+        <w:rPr>
+          <w:rFonts w:eastAsia="Times New Roman" w:cs="Times New Roman"/>
+          <w:b/>
+          <w:bCs/>
+          <w:kern w:val="0"/>
+          <w:sz w:val="20"/>
+          <w:szCs w:val="20"/>
+          <w14:ligatures w14:val="none"/>
+        </w:rPr>
+        <w:t>Decision Tree</w:t>
+      </w:r>
+      <w:r>
+        <w:rPr>
+          <w:rFonts w:eastAsia="Times New Roman" w:cs="Times New Roman"/>
+          <w:kern w:val="0"/>
+          <w:sz w:val="20"/>
+          <w:szCs w:val="20"/>
+          <w14:ligatures w14:val="none"/>
+        </w:rPr>
+        <w:t xml:space="preserve"> classifier</w:t>
+      </w:r>
+      <w:r>
+        <w:rPr>
+          <w:rFonts w:eastAsia="Times New Roman" w:cs="Times New Roman"/>
+          <w:kern w:val="0"/>
+          <w:sz w:val="20"/>
+          <w:szCs w:val="20"/>
+          <w14:ligatures w14:val="none"/>
+        </w:rPr>
+        <w:t xml:space="preserve"> with a maximum depth of 3.</w:t>
+      </w:r>
+      <w:r>
+        <w:rPr>
+          <w:rFonts w:eastAsia="Times New Roman" w:cs="Times New Roman"/>
+          <w:kern w:val="0"/>
+          <w:sz w:val="20"/>
+          <w:szCs w:val="20"/>
+          <w14:ligatures w14:val="none"/>
+        </w:rPr>
+        <w:t xml:space="preserve"> We achieved an overall accuracy score of </w:t>
+      </w:r>
+      <w:r>
+        <w:rPr>
+          <w:rFonts w:eastAsia="Times New Roman" w:cs="Times New Roman"/>
+          <w:kern w:val="0"/>
+          <w:sz w:val="20"/>
+          <w:szCs w:val="20"/>
+          <w14:ligatures w14:val="none"/>
+        </w:rPr>
+        <w:t>71</w:t>
+      </w:r>
+      <w:r>
+        <w:rPr>
+          <w:rFonts w:eastAsia="Times New Roman" w:cs="Times New Roman"/>
+          <w:kern w:val="0"/>
+          <w:sz w:val="20"/>
+          <w:szCs w:val="20"/>
+          <w14:ligatures w14:val="none"/>
+        </w:rPr>
+        <w:t xml:space="preserve">.3%. </w:t>
+      </w:r>
+      <w:r>
+        <w:rPr>
+          <w:rFonts w:eastAsia="Times New Roman" w:cs="Times New Roman"/>
+          <w:kern w:val="0"/>
+          <w:sz w:val="20"/>
+          <w:szCs w:val="20"/>
+          <w14:ligatures w14:val="none"/>
+        </w:rPr>
+        <w:t>The 'Age' feature was the most important feature in the decision tree model. The mean age was 4</w:t>
+      </w:r>
+      <w:r>
+        <w:rPr>
+          <w:rFonts w:eastAsia="Times New Roman" w:cs="Times New Roman"/>
+          <w:kern w:val="0"/>
+          <w:sz w:val="20"/>
+          <w:szCs w:val="20"/>
+          <w14:ligatures w14:val="none"/>
+        </w:rPr>
+        <w:t>1.5</w:t>
+      </w:r>
+      <w:r>
+        <w:rPr>
+          <w:rFonts w:eastAsia="Times New Roman" w:cs="Times New Roman"/>
+          <w:kern w:val="0"/>
+          <w:sz w:val="20"/>
+          <w:szCs w:val="20"/>
+          <w14:ligatures w14:val="none"/>
+        </w:rPr>
+        <w:t xml:space="preserve"> (</w:t>
+      </w:r>
+      <w:r>
+        <w:rPr>
+          <w:rFonts w:eastAsia="Times New Roman" w:cs="Times New Roman"/>
+          <w:kern w:val="0"/>
+          <w:sz w:val="20"/>
+          <w:szCs w:val="20"/>
+          <w14:ligatures w14:val="none"/>
+        </w:rPr>
+        <w:t>42</w:t>
+      </w:r>
+      <w:r>
+        <w:rPr>
+          <w:rFonts w:eastAsia="Times New Roman" w:cs="Times New Roman"/>
+          <w:kern w:val="0"/>
+          <w:sz w:val="20"/>
+          <w:szCs w:val="20"/>
+          <w14:ligatures w14:val="none"/>
+        </w:rPr>
+        <w:t xml:space="preserve"> round up),</w:t>
+      </w:r>
+      <w:r>
+        <w:rPr>
+          <w:rFonts w:eastAsia="Times New Roman" w:cs="Times New Roman"/>
+          <w:kern w:val="0"/>
+          <w:sz w:val="20"/>
+          <w:szCs w:val="20"/>
+          <w14:ligatures w14:val="none"/>
+        </w:rPr>
+        <w:t xml:space="preserve"> </w:t>
+      </w:r>
+      <w:r>
+        <w:rPr>
+          <w:rFonts w:eastAsia="Times New Roman" w:cs="Times New Roman"/>
+          <w:kern w:val="0"/>
+          <w:sz w:val="20"/>
+          <w:szCs w:val="20"/>
+          <w14:ligatures w14:val="none"/>
+        </w:rPr>
+        <w:t>and leaving the subscription depended on whether the person was above or below that age. Then</w:t>
+      </w:r>
+      <w:r>
+        <w:rPr>
+          <w:rFonts w:eastAsia="Times New Roman" w:cs="Times New Roman"/>
+          <w:kern w:val="0"/>
+          <w:sz w:val="20"/>
+          <w:szCs w:val="20"/>
+          <w14:ligatures w14:val="none"/>
+        </w:rPr>
+        <w:t xml:space="preserve">, </w:t>
+      </w:r>
+      <w:r>
+        <w:rPr>
+          <w:rFonts w:eastAsia="Times New Roman" w:cs="Times New Roman"/>
+          <w:kern w:val="0"/>
+          <w:sz w:val="20"/>
+          <w:szCs w:val="20"/>
+          <w14:ligatures w14:val="none"/>
+        </w:rPr>
+        <w:t xml:space="preserve">the </w:t>
+      </w:r>
+      <w:r>
+        <w:rPr>
+          <w:rFonts w:eastAsia="Times New Roman" w:cs="Times New Roman"/>
+          <w:kern w:val="0"/>
+          <w:sz w:val="20"/>
+          <w:szCs w:val="20"/>
+          <w14:ligatures w14:val="none"/>
+        </w:rPr>
+        <w:t>‘</w:t>
+      </w:r>
+      <w:proofErr w:type="spellStart"/>
+      <w:r>
+        <w:rPr>
+          <w:rFonts w:eastAsia="Times New Roman" w:cs="Times New Roman"/>
+          <w:kern w:val="0"/>
+          <w:sz w:val="20"/>
+          <w:szCs w:val="20"/>
+          <w14:ligatures w14:val="none"/>
+        </w:rPr>
+        <w:t>NumberOfProducts</w:t>
+      </w:r>
+      <w:proofErr w:type="spellEnd"/>
+      <w:r>
+        <w:rPr>
+          <w:rFonts w:eastAsia="Times New Roman" w:cs="Times New Roman"/>
+          <w:kern w:val="0"/>
+          <w:sz w:val="20"/>
+          <w:szCs w:val="20"/>
+          <w14:ligatures w14:val="none"/>
+        </w:rPr>
+        <w:t>’</w:t>
+      </w:r>
+      <w:r>
+        <w:rPr>
+          <w:rFonts w:eastAsia="Times New Roman" w:cs="Times New Roman"/>
+          <w:kern w:val="0"/>
+          <w:sz w:val="20"/>
+          <w:szCs w:val="20"/>
+          <w14:ligatures w14:val="none"/>
+        </w:rPr>
+        <w:t xml:space="preserve"> feature showed that those wit</w:t>
+      </w:r>
+      <w:r>
+        <w:rPr>
+          <w:rFonts w:eastAsia="Times New Roman" w:cs="Times New Roman"/>
+          <w:kern w:val="0"/>
+          <w:sz w:val="20"/>
+          <w:szCs w:val="20"/>
+          <w14:ligatures w14:val="none"/>
+        </w:rPr>
+        <w:t xml:space="preserve">h </w:t>
+      </w:r>
+      <w:r>
+        <w:rPr>
+          <w:rFonts w:eastAsia="Times New Roman" w:cs="Times New Roman"/>
+          <w:kern w:val="0"/>
+          <w:sz w:val="20"/>
+          <w:szCs w:val="20"/>
+          <w14:ligatures w14:val="none"/>
+        </w:rPr>
+        <w:t>greater or equal to 2 products are more likely to stay while older customers who aren’t active are more likely to leave a subscription</w:t>
+      </w:r>
+      <w:r>
+        <w:rPr>
+          <w:rFonts w:eastAsia="Times New Roman" w:cs="Times New Roman"/>
+          <w:kern w:val="0"/>
+          <w:sz w:val="20"/>
+          <w:szCs w:val="20"/>
+          <w14:ligatures w14:val="none"/>
+        </w:rPr>
+        <w:t>.</w:t>
+      </w:r>
+      <w:r>
+        <w:rPr>
+          <w:rFonts w:eastAsia="Times New Roman" w:cs="Times New Roman"/>
+          <w:kern w:val="0"/>
+          <w:sz w:val="20"/>
+          <w:szCs w:val="20"/>
+          <w14:ligatures w14:val="none"/>
+        </w:rPr>
+        <w:t xml:space="preserve"> </w:t>
+      </w:r>
+      <w:r>
+        <w:rPr>
+          <w:rFonts w:eastAsia="Times New Roman" w:cs="Times New Roman"/>
+          <w:kern w:val="0"/>
+          <w:sz w:val="20"/>
+          <w:szCs w:val="20"/>
+          <w14:ligatures w14:val="none"/>
+        </w:rPr>
+        <w:t>The decision tree that was populated is attached below:</w:t>
+      </w:r>
+    </w:p>
+    <w:p>
+      <w:pPr>
+        <w:rPr>
+          <w:rFonts w:eastAsia="Times New Roman" w:cs="Times New Roman"/>
+          <w:kern w:val="0"/>
+          <w:sz w:val="20"/>
+          <w:szCs w:val="20"/>
+          <w14:ligatures w14:val="none"/>
+        </w:rPr>
+      </w:pPr>
+      <w:r>
+        <w:rPr>
+          <w:rFonts w:eastAsia="Times New Roman" w:cs="Times New Roman"/>
+          <w:kern w:val="0"/>
+          <w:sz w:val="20"/>
+          <w:szCs w:val="20"/>
+          <w14:ligatures w14:val="none"/>
+        </w:rPr>
+        <w:drawing>
+          <wp:inline distT="0" distB="0" distL="0" distR="0" wp14:anchorId="2A37AEDB" wp14:editId="1BA4896E">
+            <wp:extent cx="5943600" cy="2459990"/>
+            <wp:effectExtent l="0" t="0" r="0" b="0"/>
+            <wp:docPr id="2060779888" name="Picture 1" descr="A diagram of a company&#10;&#10;AI-generated content may be incorrect."/>
+            <wp:cNvGraphicFramePr>
+              <a:graphicFrameLocks xmlns:a="http://schemas.openxmlformats.org/drawingml/2006/main" noChangeAspect="1"/>
+            </wp:cNvGraphicFramePr>
+            <a:graphic xmlns:a="http://schemas.openxmlformats.org/drawingml/2006/main">
+              <a:graphicData uri="http://schemas.openxmlformats.org/drawingml/2006/picture">
+                <pic:pic xmlns:pic="http://schemas.openxmlformats.org/drawingml/2006/picture">
+                  <pic:nvPicPr>
+                    <pic:cNvPr id="2060779888" name="Picture 1" descr="A diagram of a company&#10;&#10;AI-generated content may be incorrect."/>
+                    <pic:cNvPicPr/>
+                  </pic:nvPicPr>
+                  <pic:blipFill>
+                    <a:blip r:embed="rId7"/>
+                    <a:stretch>
+                      <a:fillRect/>
+                    </a:stretch>
+                  </pic:blipFill>
+                  <pic:spPr>
+                    <a:xfrm>
+                      <a:off x="0" y="0"/>
+                      <a:ext cx="5943600" cy="2459990"/>
+                    </a:xfrm>
+                    <a:prstGeom prst="rect">
+                      <a:avLst/>
+                    </a:prstGeom>
+                  </pic:spPr>
+                </pic:pic>
+              </a:graphicData>
+            </a:graphic>
+          </wp:inline>
+        </w:drawing>
+      </w:r>
+      <w:r>
+        <w:rPr>
+          <w:rFonts w:eastAsia="Times New Roman" w:cs="Times New Roman"/>
+          <w:kern w:val="0"/>
+          <w:sz w:val="20"/>
+          <w:szCs w:val="20"/>
+          <w14:ligatures w14:val="none"/>
+        </w:rPr>
+        <w:t xml:space="preserve"> </w:t>
+      </w:r>
+    </w:p>
+    <w:p>
+      <w:pPr>
+        <w:rPr>
+          <w:sz w:val="20"/>
+          <w:szCs w:val="20"/>
+        </w:rPr>
+      </w:pPr>
+      <w:r>
+        <w:rPr>
+          <w:sz w:val="20"/>
+          <w:szCs w:val="20"/>
+        </w:rPr>
+        <w:t xml:space="preserve">Finally, we created a logistic regression model using different values of </w:t>
+      </w:r>
+      <w:r>
+        <w:rPr>
+          <w:sz w:val="20"/>
+          <w:szCs w:val="20"/>
+        </w:rPr>
+        <w:t>C</w:t>
+      </w:r>
+      <w:r>
+        <w:rPr>
+          <w:sz w:val="20"/>
+          <w:szCs w:val="20"/>
+        </w:rPr>
+        <w:t xml:space="preserve">-parameters. The values that we used were: </w:t>
+      </w:r>
+      <w:r>
+        <w:rPr>
+          <w:sz w:val="20"/>
+          <w:szCs w:val="20"/>
+        </w:rPr>
+        <w:t>0.01, 0.1, 0.2, 0.5, 0.8, 1, 2, 5, 10</w:t>
+      </w:r>
+      <w:r>
+        <w:rPr>
+          <w:sz w:val="20"/>
+          <w:szCs w:val="20"/>
+        </w:rPr>
+        <w:t xml:space="preserve"> and</w:t>
+      </w:r>
+      <w:r>
+        <w:rPr>
+          <w:sz w:val="20"/>
+          <w:szCs w:val="20"/>
+        </w:rPr>
+        <w:t xml:space="preserve"> 20</w:t>
+      </w:r>
+      <w:r>
+        <w:rPr>
+          <w:sz w:val="20"/>
+          <w:szCs w:val="20"/>
+        </w:rPr>
+        <w:t xml:space="preserve"> and these were the results which we obtained: </w:t>
+      </w:r>
+    </w:p>
+    <w:p>
+      <w:pPr>
+        <w:spacing w:after="0" w:line="240" w:lineRule="auto"/>
+        <w:rPr>
+          <w:rFonts w:ascii="Consolas" w:eastAsia="Times New Roman" w:hAnsi="Consolas" w:cs="Times New Roman"/>
+          <w:kern w:val="0"/>
+          <w:sz w:val="20"/>
+          <w:szCs w:val="20"/>
+          <w14:ligatures w14:val="none"/>
+        </w:rPr>
+      </w:pPr>
+      <w:r>
+        <w:rPr>
+          <w:rFonts w:ascii="Consolas" w:eastAsia="Times New Roman" w:hAnsi="Consolas" w:cs="Times New Roman"/>
+          <w:kern w:val="0"/>
+          <w:sz w:val="20"/>
+          <w:szCs w:val="20"/>
+          <w14:ligatures w14:val="none"/>
+        </w:rPr>
+        <w:lastRenderedPageBreak/>
+        <w:t>Logistic Regression Accuracy achieved with C=0.01 is: 0.6973490427098674</w:t>
+      </w:r>
+    </w:p>
+    <w:p>
+      <w:pPr>
+        <w:spacing w:after="0" w:line="240" w:lineRule="auto"/>
+        <w:rPr>
+          <w:rFonts w:ascii="Consolas" w:eastAsia="Times New Roman" w:hAnsi="Consolas" w:cs="Times New Roman"/>
+          <w:kern w:val="0"/>
+          <w:sz w:val="20"/>
+          <w:szCs w:val="20"/>
+          <w14:ligatures w14:val="none"/>
+        </w:rPr>
+      </w:pPr>
+      <w:r>
+        <w:rPr>
+          <w:rFonts w:ascii="Consolas" w:eastAsia="Times New Roman" w:hAnsi="Consolas" w:cs="Times New Roman"/>
+          <w:kern w:val="0"/>
+          <w:sz w:val="20"/>
+          <w:szCs w:val="20"/>
+          <w14:ligatures w14:val="none"/>
+        </w:rPr>
+        <w:t>Logistic Regression Accuracy achieved with C=0.1 is: 0.667648502700049</w:t>
+      </w:r>
+    </w:p>
+    <w:p>
+      <w:pPr>
+        <w:spacing w:after="0" w:line="240" w:lineRule="auto"/>
+        <w:rPr>
+          <w:rFonts w:ascii="Consolas" w:eastAsia="Times New Roman" w:hAnsi="Consolas" w:cs="Times New Roman"/>
+          <w:kern w:val="0"/>
+          <w:sz w:val="20"/>
+          <w:szCs w:val="20"/>
+          <w14:ligatures w14:val="none"/>
+        </w:rPr>
+      </w:pPr>
+      <w:r>
+        <w:rPr>
+          <w:rFonts w:ascii="Consolas" w:eastAsia="Times New Roman" w:hAnsi="Consolas" w:cs="Times New Roman"/>
+          <w:kern w:val="0"/>
+          <w:sz w:val="20"/>
+          <w:szCs w:val="20"/>
+          <w14:ligatures w14:val="none"/>
+        </w:rPr>
+        <w:t>Logistic Regression Accuracy achieved with C=0.2 is: 0.6705940108001963</w:t>
+      </w:r>
+    </w:p>
+    <w:p>
+      <w:pPr>
+        <w:spacing w:after="0" w:line="240" w:lineRule="auto"/>
+        <w:rPr>
+          <w:rFonts w:ascii="Consolas" w:eastAsia="Times New Roman" w:hAnsi="Consolas" w:cs="Times New Roman"/>
+          <w:kern w:val="0"/>
+          <w:sz w:val="20"/>
+          <w:szCs w:val="20"/>
+          <w14:ligatures w14:val="none"/>
+        </w:rPr>
+      </w:pPr>
+      <w:r>
+        <w:rPr>
+          <w:rFonts w:ascii="Consolas" w:eastAsia="Times New Roman" w:hAnsi="Consolas" w:cs="Times New Roman"/>
+          <w:kern w:val="0"/>
+          <w:sz w:val="20"/>
+          <w:szCs w:val="20"/>
+          <w14:ligatures w14:val="none"/>
+        </w:rPr>
+        <w:t>Logistic Regression Accuracy achieved with C=0.5 is: 0.6666666666666666</w:t>
+      </w:r>
+    </w:p>
+    <w:p>
+      <w:pPr>
+        <w:spacing w:after="0" w:line="240" w:lineRule="auto"/>
+        <w:rPr>
+          <w:rFonts w:ascii="Consolas" w:eastAsia="Times New Roman" w:hAnsi="Consolas" w:cs="Times New Roman"/>
+          <w:kern w:val="0"/>
+          <w:sz w:val="20"/>
+          <w:szCs w:val="20"/>
+          <w14:ligatures w14:val="none"/>
+        </w:rPr>
+      </w:pPr>
+      <w:r>
+        <w:rPr>
+          <w:rFonts w:ascii="Consolas" w:eastAsia="Times New Roman" w:hAnsi="Consolas" w:cs="Times New Roman"/>
+          <w:kern w:val="0"/>
+          <w:sz w:val="20"/>
+          <w:szCs w:val="20"/>
+          <w14:ligatures w14:val="none"/>
+        </w:rPr>
+        <w:t>Logistic Regression Accuracy achieved with C=0.8 is: 0.6674030436917034</w:t>
+      </w:r>
+    </w:p>
+    <w:p>
+      <w:pPr>
+        <w:spacing w:after="0" w:line="240" w:lineRule="auto"/>
+        <w:rPr>
+          <w:rFonts w:ascii="Consolas" w:eastAsia="Times New Roman" w:hAnsi="Consolas" w:cs="Times New Roman"/>
+          <w:kern w:val="0"/>
+          <w:sz w:val="20"/>
+          <w:szCs w:val="20"/>
+          <w14:ligatures w14:val="none"/>
+        </w:rPr>
+      </w:pPr>
+      <w:r>
+        <w:rPr>
+          <w:rFonts w:ascii="Consolas" w:eastAsia="Times New Roman" w:hAnsi="Consolas" w:cs="Times New Roman"/>
+          <w:kern w:val="0"/>
+          <w:sz w:val="20"/>
+          <w:szCs w:val="20"/>
+          <w14:ligatures w14:val="none"/>
+        </w:rPr>
+        <w:t>Logistic Regression Accuracy achieved with C=1 is: 0.6644575355915562</w:t>
+      </w:r>
+    </w:p>
+    <w:p>
+      <w:pPr>
+        <w:spacing w:after="0" w:line="240" w:lineRule="auto"/>
+        <w:rPr>
+          <w:rFonts w:ascii="Consolas" w:eastAsia="Times New Roman" w:hAnsi="Consolas" w:cs="Times New Roman"/>
+          <w:kern w:val="0"/>
+          <w:sz w:val="20"/>
+          <w:szCs w:val="20"/>
+          <w14:ligatures w14:val="none"/>
+        </w:rPr>
+      </w:pPr>
+      <w:r>
+        <w:rPr>
+          <w:rFonts w:ascii="Consolas" w:eastAsia="Times New Roman" w:hAnsi="Consolas" w:cs="Times New Roman"/>
+          <w:kern w:val="0"/>
+          <w:sz w:val="20"/>
+          <w:szCs w:val="20"/>
+          <w14:ligatures w14:val="none"/>
+        </w:rPr>
+        <w:t>Logistic Regression Accuracy achieved with C=2 is: 0.6661757486499754</w:t>
+      </w:r>
+    </w:p>
+    <w:p>
+      <w:pPr>
+        <w:spacing w:after="0" w:line="240" w:lineRule="auto"/>
+        <w:rPr>
+          <w:rFonts w:ascii="Consolas" w:eastAsia="Times New Roman" w:hAnsi="Consolas" w:cs="Times New Roman"/>
+          <w:kern w:val="0"/>
+          <w:sz w:val="20"/>
+          <w:szCs w:val="20"/>
+          <w14:ligatures w14:val="none"/>
+        </w:rPr>
+      </w:pPr>
+      <w:r>
+        <w:rPr>
+          <w:rFonts w:ascii="Consolas" w:eastAsia="Times New Roman" w:hAnsi="Consolas" w:cs="Times New Roman"/>
+          <w:kern w:val="0"/>
+          <w:sz w:val="20"/>
+          <w:szCs w:val="20"/>
+          <w14:ligatures w14:val="none"/>
+        </w:rPr>
+        <w:t>Logistic Regression Accuracy achieved with C=5 is: 0.6659302896416298</w:t>
+      </w:r>
+    </w:p>
+    <w:p>
+      <w:pPr>
+        <w:spacing w:after="0" w:line="240" w:lineRule="auto"/>
+        <w:rPr>
+          <w:rFonts w:ascii="Consolas" w:eastAsia="Times New Roman" w:hAnsi="Consolas" w:cs="Times New Roman"/>
+          <w:kern w:val="0"/>
+          <w:sz w:val="20"/>
+          <w:szCs w:val="20"/>
+          <w14:ligatures w14:val="none"/>
+        </w:rPr>
+      </w:pPr>
+      <w:r>
+        <w:rPr>
+          <w:rFonts w:ascii="Consolas" w:eastAsia="Times New Roman" w:hAnsi="Consolas" w:cs="Times New Roman"/>
+          <w:kern w:val="0"/>
+          <w:sz w:val="20"/>
+          <w:szCs w:val="20"/>
+          <w14:ligatures w14:val="none"/>
+        </w:rPr>
+        <w:t>Logistic Regression Accuracy achieved with C=10 is: 0.6666666666666666</w:t>
+      </w:r>
+    </w:p>
+    <w:p>
+      <w:pPr>
+        <w:spacing w:after="0" w:line="240" w:lineRule="auto"/>
+        <w:rPr>
+          <w:rFonts w:ascii="Consolas" w:eastAsia="Times New Roman" w:hAnsi="Consolas" w:cs="Times New Roman"/>
+          <w:kern w:val="0"/>
+          <w:sz w:val="20"/>
+          <w:szCs w:val="20"/>
+          <w14:ligatures w14:val="none"/>
+        </w:rPr>
+      </w:pPr>
+      <w:r>
+        <w:rPr>
+          <w:rFonts w:ascii="Consolas" w:eastAsia="Times New Roman" w:hAnsi="Consolas" w:cs="Times New Roman"/>
+          <w:kern w:val="0"/>
+          <w:sz w:val="20"/>
+          <w:szCs w:val="20"/>
+          <w14:ligatures w14:val="none"/>
+        </w:rPr>
+        <w:t>Logistic Regression Accuracy achieved with C=20 is: 0.6671575846833578</w:t>
+      </w:r>
+    </w:p>
+    <w:p>
+      <w:pPr>
+        <w:spacing w:after="0" w:line="240" w:lineRule="auto"/>
+        <w:rPr>
+          <w:rFonts w:ascii="Consolas" w:eastAsia="Times New Roman" w:hAnsi="Consolas" w:cs="Times New Roman"/>
+          <w:color w:val="CCCCCC"/>
+          <w:kern w:val="0"/>
+          <w:sz w:val="20"/>
+          <w:szCs w:val="20"/>
+          <w14:ligatures w14:val="none"/>
+        </w:rPr>
+      </w:pPr>
+    </w:p>
+    <w:p>
+      <w:pPr>
+        <w:rPr>
+          <w:rFonts w:eastAsia="Times New Roman" w:cs="Times New Roman"/>
+          <w:kern w:val="0"/>
+          <w:sz w:val="20"/>
+          <w:szCs w:val="20"/>
+          <w14:ligatures w14:val="none"/>
+        </w:rPr>
+      </w:pPr>
+      <w:r>
+        <w:rPr>
+          <w:rFonts w:eastAsia="Times New Roman" w:cs="Times New Roman"/>
+          <w:kern w:val="0"/>
+          <w:sz w:val="20"/>
+          <w:szCs w:val="20"/>
+          <w14:ligatures w14:val="none"/>
+        </w:rPr>
+        <w:t xml:space="preserve">The highest accuracy score which we had obtained was </w:t>
+      </w:r>
+      <w:r>
+        <w:rPr>
+          <w:rFonts w:eastAsia="Times New Roman" w:cs="Times New Roman"/>
+          <w:kern w:val="0"/>
+          <w:sz w:val="20"/>
+          <w:szCs w:val="20"/>
+          <w14:ligatures w14:val="none"/>
+        </w:rPr>
+        <w:t>69.73</w:t>
+      </w:r>
+      <w:r>
+        <w:rPr>
+          <w:rFonts w:eastAsia="Times New Roman" w:cs="Times New Roman"/>
+          <w:kern w:val="0"/>
+          <w:sz w:val="20"/>
+          <w:szCs w:val="20"/>
+          <w14:ligatures w14:val="none"/>
+        </w:rPr>
+        <w:t>%</w:t>
+      </w:r>
+      <w:r>
+        <w:rPr>
+          <w:rFonts w:eastAsia="Times New Roman" w:cs="Times New Roman"/>
+          <w:kern w:val="0"/>
+          <w:sz w:val="20"/>
+          <w:szCs w:val="20"/>
+          <w14:ligatures w14:val="none"/>
+        </w:rPr>
+        <w:t xml:space="preserve">. </w:t>
+      </w:r>
+      <w:r>
+        <w:rPr>
+          <w:rFonts w:eastAsia="Times New Roman" w:cs="Times New Roman"/>
+          <w:kern w:val="0"/>
+          <w:sz w:val="20"/>
+          <w:szCs w:val="20"/>
+          <w14:ligatures w14:val="none"/>
+        </w:rPr>
+        <w:t xml:space="preserve">We could see that with all the different values of </w:t>
+      </w:r>
+      <w:r>
+        <w:rPr>
+          <w:rFonts w:eastAsia="Times New Roman" w:cs="Times New Roman"/>
+          <w:kern w:val="0"/>
+          <w:sz w:val="20"/>
+          <w:szCs w:val="20"/>
+          <w14:ligatures w14:val="none"/>
+        </w:rPr>
+        <w:t>C</w:t>
+      </w:r>
+      <w:r>
+        <w:rPr>
+          <w:rFonts w:eastAsia="Times New Roman" w:cs="Times New Roman"/>
+          <w:kern w:val="0"/>
+          <w:sz w:val="20"/>
+          <w:szCs w:val="20"/>
+          <w14:ligatures w14:val="none"/>
+        </w:rPr>
+        <w:t>-parameter tested, the best one was when c = 0.01.</w:t>
+      </w:r>
+      <w:r>
+        <w:rPr>
+          <w:rFonts w:eastAsia="Times New Roman" w:cs="Times New Roman"/>
+          <w:kern w:val="0"/>
+          <w:sz w:val="20"/>
+          <w:szCs w:val="20"/>
+          <w14:ligatures w14:val="none"/>
+        </w:rPr>
+        <w:t xml:space="preserve"> </w:t>
+      </w:r>
+      <w:r>
+        <w:rPr>
+          <w:rFonts w:eastAsia="Times New Roman" w:cs="Times New Roman"/>
+          <w:kern w:val="0"/>
+          <w:sz w:val="20"/>
+          <w:szCs w:val="20"/>
+          <w14:ligatures w14:val="none"/>
+        </w:rPr>
+        <w:t xml:space="preserve">It gave a predicted highest value of </w:t>
+      </w:r>
+      <w:r>
+        <w:rPr>
+          <w:rFonts w:eastAsia="Times New Roman" w:cs="Times New Roman"/>
+          <w:kern w:val="0"/>
+          <w:sz w:val="20"/>
+          <w:szCs w:val="20"/>
+          <w14:ligatures w14:val="none"/>
+        </w:rPr>
+        <w:t xml:space="preserve">69.73 </w:t>
+      </w:r>
+      <w:r>
+        <w:rPr>
+          <w:rFonts w:eastAsia="Times New Roman" w:cs="Times New Roman"/>
+          <w:kern w:val="0"/>
+          <w:sz w:val="20"/>
+          <w:szCs w:val="20"/>
+          <w14:ligatures w14:val="none"/>
+        </w:rPr>
+        <w:t xml:space="preserve">percent accuracy. </w:t>
+      </w:r>
+      <w:r>
+        <w:rPr>
+          <w:rFonts w:eastAsia="Times New Roman" w:cs="Times New Roman"/>
+          <w:kern w:val="0"/>
+          <w:sz w:val="20"/>
+          <w:szCs w:val="20"/>
+          <w14:ligatures w14:val="none"/>
+        </w:rPr>
+        <w:t xml:space="preserve">This meant there was a very strong regularization. </w:t>
+      </w:r>
+      <w:r>
+        <w:rPr>
+          <w:rFonts w:eastAsia="Times New Roman" w:cs="Times New Roman"/>
+          <w:kern w:val="0"/>
+          <w:sz w:val="20"/>
+          <w:szCs w:val="20"/>
+          <w14:ligatures w14:val="none"/>
+        </w:rPr>
+        <w:t xml:space="preserve">The model </w:t>
+      </w:r>
+      <w:r>
+        <w:rPr>
+          <w:rFonts w:eastAsia="Times New Roman" w:cs="Times New Roman"/>
+          <w:kern w:val="0"/>
+          <w:sz w:val="20"/>
+          <w:szCs w:val="20"/>
+          <w14:ligatures w14:val="none"/>
+        </w:rPr>
+        <w:t>dipped</w:t>
+      </w:r>
+      <w:r>
+        <w:rPr>
+          <w:rFonts w:eastAsia="Times New Roman" w:cs="Times New Roman"/>
+          <w:kern w:val="0"/>
+          <w:sz w:val="20"/>
+          <w:szCs w:val="20"/>
+          <w14:ligatures w14:val="none"/>
+        </w:rPr>
+        <w:t xml:space="preserve"> around the highest point but stabilize</w:t>
+      </w:r>
+      <w:r>
+        <w:rPr>
+          <w:rFonts w:eastAsia="Times New Roman" w:cs="Times New Roman"/>
+          <w:kern w:val="0"/>
+          <w:sz w:val="20"/>
+          <w:szCs w:val="20"/>
+          <w14:ligatures w14:val="none"/>
+        </w:rPr>
+        <w:t>d</w:t>
+      </w:r>
+      <w:r>
+        <w:rPr>
+          <w:rFonts w:eastAsia="Times New Roman" w:cs="Times New Roman"/>
+          <w:kern w:val="0"/>
+          <w:sz w:val="20"/>
+          <w:szCs w:val="20"/>
+          <w14:ligatures w14:val="none"/>
+        </w:rPr>
+        <w:t xml:space="preserve"> with the higher values of C.</w:t>
+      </w:r>
+      <w:r>
+        <w:rPr>
+          <w:rFonts w:eastAsia="Times New Roman" w:cs="Times New Roman"/>
+          <w:kern w:val="0"/>
+          <w:sz w:val="20"/>
+          <w:szCs w:val="20"/>
+          <w14:ligatures w14:val="none"/>
+        </w:rPr>
+        <w:t xml:space="preserve"> </w:t>
+      </w:r>
+      <w:r>
+        <w:rPr>
+          <w:rFonts w:eastAsia="Times New Roman" w:cs="Times New Roman"/>
+          <w:kern w:val="0"/>
+          <w:sz w:val="20"/>
+          <w:szCs w:val="20"/>
+          <w14:ligatures w14:val="none"/>
+        </w:rPr>
+        <w:t>There was moderate regularization with C-parameters of 0.5-1.5 and weak above values of 3. This showcased that the higher the value of the C-parameter, the weaker the regularization strength and vice versa.</w:t>
+      </w:r>
+    </w:p>
+    <w:p>
+      <w:pPr>
+        <w:jc w:val="center"/>
+        <w:rPr>
+          <w:sz w:val="20"/>
+          <w:szCs w:val="20"/>
+        </w:rPr>
+      </w:pPr>
+      <w:r>
+        <w:rPr>
+          <w:sz w:val="20"/>
+          <w:szCs w:val="20"/>
+        </w:rPr>
+        <w:drawing>
+          <wp:inline distT="0" distB="0" distL="0" distR="0" wp14:anchorId="73B2DC29" wp14:editId="55E3E398">
+            <wp:extent cx="3541317" cy="2756538"/>
+            <wp:effectExtent l="0" t="0" r="2540" b="5715"/>
+            <wp:docPr id="1954102391" name="Picture 1" descr="A graph of a logistic regression&#10;&#10;AI-generated content may be incorrect."/>
+            <wp:cNvGraphicFramePr>
+              <a:graphicFrameLocks xmlns:a="http://schemas.openxmlformats.org/drawingml/2006/main" noChangeAspect="1"/>
+            </wp:cNvGraphicFramePr>
+            <a:graphic xmlns:a="http://schemas.openxmlformats.org/drawingml/2006/main">
+              <a:graphicData uri="http://schemas.openxmlformats.org/drawingml/2006/picture">
+                <pic:pic xmlns:pic="http://schemas.openxmlformats.org/drawingml/2006/picture">
+                  <pic:nvPicPr>
+                    <pic:cNvPr id="1954102391" name="Picture 1" descr="A graph of a logistic regression&#10;&#10;AI-generated content may be incorrect."/>
+                    <pic:cNvPicPr/>
+                  </pic:nvPicPr>
+                  <pic:blipFill>
+                    <a:blip r:embed="rId8"/>
+                    <a:stretch>
+                      <a:fillRect/>
+                    </a:stretch>
+                  </pic:blipFill>
+                  <pic:spPr>
+                    <a:xfrm>
+                      <a:off x="0" y="0"/>
+                      <a:ext cx="3548819" cy="2762378"/>
+                    </a:xfrm>
+                    <a:prstGeom prst="rect">
+                      <a:avLst/>
+                    </a:prstGeom>
+                  </pic:spPr>
+                </pic:pic>
+              </a:graphicData>
+            </a:graphic>
+          </wp:inline>
+        </w:drawing>
+      </w:r>
+    </w:p>
+    <w:p>
+      <w:pPr>
+        <w:rPr>
+          <w:sz w:val="20"/>
+          <w:szCs w:val="20"/>
+        </w:rPr>
+      </w:pPr>
+      <w:r>
+        <w:rPr>
+          <w:sz w:val="20"/>
+          <w:szCs w:val="20"/>
+        </w:rPr>
+        <w:t xml:space="preserve">The overall highest accuracy scores for these 5 classification models pulled straight from our code </w:t>
+      </w:r>
+      <w:r>
+        <w:rPr>
+          <w:sz w:val="20"/>
+          <w:szCs w:val="20"/>
+        </w:rPr>
+        <w:t>are</w:t>
+      </w:r>
+      <w:r>
+        <w:rPr>
+          <w:sz w:val="20"/>
+          <w:szCs w:val="20"/>
+        </w:rPr>
+        <w:t xml:space="preserve"> as below:</w:t>
+      </w:r>
+    </w:p>
+    <w:p>
+      <w:pPr>
+        <w:jc w:val="center"/>
+        <w:rPr>
+          <w:b/>
+          <w:bCs/>
+          <w:sz w:val="20"/>
+          <w:szCs w:val="20"/>
+        </w:rPr>
+      </w:pPr>
+      <w:r>
+        <w:rPr>
+          <w:b/>
+          <w:bCs/>
+          <w:sz w:val="20"/>
+          <w:szCs w:val="20"/>
+        </w:rPr>
+        <w:drawing>
+          <wp:inline distT="0" distB="0" distL="0" distR="0" wp14:anchorId="4BC80B4B" wp14:editId="0BB65DDA">
+            <wp:extent cx="3781016" cy="1287047"/>
+            <wp:effectExtent l="0" t="0" r="0" b="8890"/>
+            <wp:docPr id="1983516729" name="Picture 1" descr="A screenshot of a computer&#10;&#10;AI-generated content may be incorrect."/>
+            <wp:cNvGraphicFramePr>
+              <a:graphicFrameLocks xmlns:a="http://schemas.openxmlformats.org/drawingml/2006/main" noChangeAspect="1"/>
+            </wp:cNvGraphicFramePr>
+            <a:graphic xmlns:a="http://schemas.openxmlformats.org/drawingml/2006/main">
+              <a:graphicData uri="http://schemas.openxmlformats.org/drawingml/2006/picture">
+                <pic:pic xmlns:pic="http://schemas.openxmlformats.org/drawingml/2006/picture">
+                  <pic:nvPicPr>
+                    <pic:cNvPr id="1983516729" name="Picture 1" descr="A screenshot of a computer&#10;&#10;AI-generated content may be incorrect."/>
+                    <pic:cNvPicPr/>
+                  </pic:nvPicPr>
+                  <pic:blipFill>
+                    <a:blip r:embed="rId9"/>
+                    <a:stretch>
+                      <a:fillRect/>
+                    </a:stretch>
+                  </pic:blipFill>
+                  <pic:spPr>
+                    <a:xfrm>
+                      <a:off x="0" y="0"/>
+                      <a:ext cx="3808272" cy="1296325"/>
+                    </a:xfrm>
+                    <a:prstGeom prst="rect">
+                      <a:avLst/>
+                    </a:prstGeom>
+                  </pic:spPr>
+                </pic:pic>
+              </a:graphicData>
+            </a:graphic>
+          </wp:inline>
+        </w:drawing>
+      </w:r>
+    </w:p>
+    <w:p>
+      <w:pPr>
+        <w:rPr>
+          <w:sz w:val="20"/>
+          <w:szCs w:val="20"/>
+        </w:rPr>
+      </w:pPr>
+      <w:r>
+        <w:rPr>
+          <w:sz w:val="20"/>
+          <w:szCs w:val="20"/>
+        </w:rPr>
+        <w:t>This is what the correlation matrix for the churn modelling dataset looked like:</w:t>
+      </w:r>
+    </w:p>
+    <w:p>
+      <w:pPr>
+        <w:jc w:val="center"/>
+        <w:rPr>
+          <w:sz w:val="20"/>
+          <w:szCs w:val="20"/>
+        </w:rPr>
+      </w:pPr>
+      <w:r>
+        <w:rPr>
+          <w:sz w:val="20"/>
+          <w:szCs w:val="20"/>
+        </w:rPr>
+        <w:lastRenderedPageBreak/>
+        <w:drawing>
+          <wp:inline distT="0" distB="0" distL="0" distR="0" wp14:anchorId="44C0E2B6" wp14:editId="0A121721">
+            <wp:extent cx="4663440" cy="4159729"/>
+            <wp:effectExtent l="0" t="0" r="3810" b="0"/>
+            <wp:docPr id="394361686" name="Picture 1"/>
+            <wp:cNvGraphicFramePr>
+              <a:graphicFrameLocks xmlns:a="http://schemas.openxmlformats.org/drawingml/2006/main" noChangeAspect="1"/>
+            </wp:cNvGraphicFramePr>
+            <a:graphic xmlns:a="http://schemas.openxmlformats.org/drawingml/2006/main">
+              <a:graphicData uri="http://schemas.openxmlformats.org/drawingml/2006/picture">
+                <pic:pic xmlns:pic="http://schemas.openxmlformats.org/drawingml/2006/picture">
+                  <pic:nvPicPr>
+                    <pic:cNvPr id="394361686" name=""/>
+                    <pic:cNvPicPr/>
+                  </pic:nvPicPr>
+                  <pic:blipFill>
+                    <a:blip r:embed="rId10"/>
+                    <a:stretch>
+                      <a:fillRect/>
+                    </a:stretch>
+                  </pic:blipFill>
+                  <pic:spPr>
+                    <a:xfrm>
+                      <a:off x="0" y="0"/>
+                      <a:ext cx="4670781" cy="4166277"/>
+                    </a:xfrm>
+                    <a:prstGeom prst="rect">
+                      <a:avLst/>
+                    </a:prstGeom>
+                  </pic:spPr>
+                </pic:pic>
+              </a:graphicData>
+            </a:graphic>
+          </wp:inline>
+        </w:drawing>
+      </w:r>
+    </w:p>
+    <w:p>
+      <w:pPr>
+        <w:rPr>
+          <w:sz w:val="20"/>
+          <w:szCs w:val="20"/>
+        </w:rPr>
+      </w:pPr>
+      <w:r>
+        <w:rPr>
+          <w:sz w:val="20"/>
+          <w:szCs w:val="20"/>
+        </w:rPr>
+        <w:t xml:space="preserve">The closer the number of </w:t>
+      </w:r>
+      <w:r>
+        <w:rPr>
+          <w:sz w:val="20"/>
+          <w:szCs w:val="20"/>
+        </w:rPr>
+        <w:t>feature rows</w:t>
+      </w:r>
+      <w:r>
+        <w:rPr>
+          <w:sz w:val="20"/>
+          <w:szCs w:val="20"/>
+        </w:rPr>
+        <w:t xml:space="preserve"> with the feature column to either a 1 or -1, the more correlated they </w:t>
+      </w:r>
+      <w:r>
+        <w:rPr>
+          <w:sz w:val="20"/>
+          <w:szCs w:val="20"/>
+        </w:rPr>
+        <w:t>were</w:t>
+      </w:r>
+      <w:r>
+        <w:rPr>
+          <w:sz w:val="20"/>
+          <w:szCs w:val="20"/>
+        </w:rPr>
+        <w:t>. The closer the value is to 1, the more the correlation they have in a positive direction and the closer to -1,</w:t>
+      </w:r>
+      <w:r>
+        <w:rPr>
+          <w:sz w:val="20"/>
+          <w:szCs w:val="20"/>
+        </w:rPr>
+        <w:t xml:space="preserve"> </w:t>
+      </w:r>
+      <w:r>
+        <w:rPr>
+          <w:sz w:val="20"/>
+          <w:szCs w:val="20"/>
+        </w:rPr>
+        <w:t>the more correlated they are in a negative direction. A value of 0 mean</w:t>
+      </w:r>
+      <w:r>
+        <w:rPr>
+          <w:sz w:val="20"/>
+          <w:szCs w:val="20"/>
+        </w:rPr>
+        <w:t>t</w:t>
+      </w:r>
+      <w:r>
+        <w:rPr>
+          <w:sz w:val="20"/>
+          <w:szCs w:val="20"/>
+        </w:rPr>
+        <w:t xml:space="preserve"> no correlation. For example, '</w:t>
+      </w:r>
+      <w:proofErr w:type="spellStart"/>
+      <w:r>
+        <w:rPr>
+          <w:sz w:val="20"/>
+          <w:szCs w:val="20"/>
+        </w:rPr>
+        <w:t>CreditScore</w:t>
+      </w:r>
+      <w:proofErr w:type="spellEnd"/>
+      <w:r>
+        <w:rPr>
+          <w:sz w:val="20"/>
+          <w:szCs w:val="20"/>
+        </w:rPr>
+        <w:t>' show</w:t>
+      </w:r>
+      <w:r>
+        <w:rPr>
+          <w:sz w:val="20"/>
+          <w:szCs w:val="20"/>
+        </w:rPr>
+        <w:t>ed</w:t>
+      </w:r>
+      <w:r>
+        <w:rPr>
+          <w:sz w:val="20"/>
+          <w:szCs w:val="20"/>
+        </w:rPr>
+        <w:t xml:space="preserve"> no correlation to 'Gender' as it ha</w:t>
+      </w:r>
+      <w:r>
+        <w:rPr>
+          <w:sz w:val="20"/>
+          <w:szCs w:val="20"/>
+        </w:rPr>
+        <w:t>d</w:t>
+      </w:r>
+      <w:r>
+        <w:rPr>
+          <w:sz w:val="20"/>
+          <w:szCs w:val="20"/>
+        </w:rPr>
+        <w:t xml:space="preserve"> a value of 0.00. On the other hand, 'Age' and 'Exited' ha</w:t>
+      </w:r>
+      <w:r>
+        <w:rPr>
+          <w:sz w:val="20"/>
+          <w:szCs w:val="20"/>
+        </w:rPr>
+        <w:t>d</w:t>
+      </w:r>
+      <w:r>
+        <w:rPr>
+          <w:sz w:val="20"/>
+          <w:szCs w:val="20"/>
+        </w:rPr>
+        <w:t xml:space="preserve"> a correlation of 0.29 which mean</w:t>
+      </w:r>
+      <w:r>
+        <w:rPr>
+          <w:sz w:val="20"/>
+          <w:szCs w:val="20"/>
+        </w:rPr>
+        <w:t>t</w:t>
+      </w:r>
+      <w:r>
+        <w:rPr>
+          <w:sz w:val="20"/>
+          <w:szCs w:val="20"/>
+        </w:rPr>
+        <w:t xml:space="preserve"> they </w:t>
+      </w:r>
+      <w:r>
+        <w:rPr>
+          <w:sz w:val="20"/>
+          <w:szCs w:val="20"/>
+        </w:rPr>
+        <w:t>were</w:t>
+      </w:r>
+      <w:r>
+        <w:rPr>
+          <w:sz w:val="20"/>
+          <w:szCs w:val="20"/>
+        </w:rPr>
+        <w:t xml:space="preserve"> positively </w:t>
+      </w:r>
+      <w:r>
+        <w:rPr>
+          <w:sz w:val="20"/>
+          <w:szCs w:val="20"/>
+        </w:rPr>
+        <w:t>correlated,</w:t>
+      </w:r>
+      <w:r>
+        <w:rPr>
+          <w:sz w:val="20"/>
+          <w:szCs w:val="20"/>
+        </w:rPr>
+        <w:t xml:space="preserve"> which ma</w:t>
+      </w:r>
+      <w:r>
+        <w:rPr>
+          <w:sz w:val="20"/>
+          <w:szCs w:val="20"/>
+        </w:rPr>
+        <w:t>de</w:t>
+      </w:r>
+      <w:r>
+        <w:rPr>
+          <w:sz w:val="20"/>
+          <w:szCs w:val="20"/>
+        </w:rPr>
+        <w:t xml:space="preserve"> sense since older age</w:t>
+      </w:r>
+      <w:r>
+        <w:rPr>
+          <w:sz w:val="20"/>
+          <w:szCs w:val="20"/>
+        </w:rPr>
+        <w:t>d people</w:t>
+      </w:r>
+      <w:r>
+        <w:rPr>
+          <w:sz w:val="20"/>
+          <w:szCs w:val="20"/>
+        </w:rPr>
+        <w:t xml:space="preserve"> </w:t>
+      </w:r>
+      <w:r>
+        <w:rPr>
+          <w:sz w:val="20"/>
+          <w:szCs w:val="20"/>
+        </w:rPr>
+        <w:t>were</w:t>
+      </w:r>
+      <w:r>
+        <w:rPr>
+          <w:sz w:val="20"/>
+          <w:szCs w:val="20"/>
+        </w:rPr>
+        <w:t xml:space="preserve"> more likely to leave a subscription since they watch</w:t>
+      </w:r>
+      <w:r>
+        <w:rPr>
+          <w:sz w:val="20"/>
+          <w:szCs w:val="20"/>
+        </w:rPr>
+        <w:t>ed</w:t>
+      </w:r>
+      <w:r>
+        <w:rPr>
+          <w:sz w:val="20"/>
+          <w:szCs w:val="20"/>
+        </w:rPr>
+        <w:t xml:space="preserve"> fewer shows, etc., than the younger generation. On the other hand, 'Balance' and '</w:t>
+      </w:r>
+      <w:proofErr w:type="spellStart"/>
+      <w:r>
+        <w:rPr>
+          <w:sz w:val="20"/>
+          <w:szCs w:val="20"/>
+        </w:rPr>
+        <w:t>NumOfProducts</w:t>
+      </w:r>
+      <w:proofErr w:type="spellEnd"/>
+      <w:r>
+        <w:rPr>
+          <w:sz w:val="20"/>
+          <w:szCs w:val="20"/>
+        </w:rPr>
+        <w:t xml:space="preserve">' </w:t>
+      </w:r>
+      <w:r>
+        <w:rPr>
+          <w:sz w:val="20"/>
+          <w:szCs w:val="20"/>
+        </w:rPr>
+        <w:t>had</w:t>
+      </w:r>
+      <w:r>
+        <w:rPr>
+          <w:sz w:val="20"/>
+          <w:szCs w:val="20"/>
+        </w:rPr>
+        <w:t xml:space="preserve"> a correlation of -0.30 which mean</w:t>
+      </w:r>
+      <w:r>
+        <w:rPr>
+          <w:sz w:val="20"/>
+          <w:szCs w:val="20"/>
+        </w:rPr>
+        <w:t>t that</w:t>
+      </w:r>
+      <w:r>
+        <w:rPr>
+          <w:sz w:val="20"/>
+          <w:szCs w:val="20"/>
+        </w:rPr>
+        <w:t xml:space="preserve"> they </w:t>
+      </w:r>
+      <w:r>
+        <w:rPr>
+          <w:sz w:val="20"/>
+          <w:szCs w:val="20"/>
+        </w:rPr>
+        <w:t>were</w:t>
+      </w:r>
+      <w:r>
+        <w:rPr>
+          <w:sz w:val="20"/>
+          <w:szCs w:val="20"/>
+        </w:rPr>
+        <w:t xml:space="preserve"> negatively </w:t>
+      </w:r>
+      <w:r>
+        <w:rPr>
+          <w:sz w:val="20"/>
+          <w:szCs w:val="20"/>
+        </w:rPr>
+        <w:t>correlated,</w:t>
+      </w:r>
+      <w:r>
+        <w:rPr>
+          <w:sz w:val="20"/>
+          <w:szCs w:val="20"/>
+        </w:rPr>
+        <w:t xml:space="preserve"> which also ma</w:t>
+      </w:r>
+      <w:r>
+        <w:rPr>
+          <w:sz w:val="20"/>
+          <w:szCs w:val="20"/>
+        </w:rPr>
+        <w:t>de</w:t>
+      </w:r>
+      <w:r>
+        <w:rPr>
+          <w:sz w:val="20"/>
+          <w:szCs w:val="20"/>
+        </w:rPr>
+        <w:t xml:space="preserve"> sense since the more products you have, the less balance you have in your account.</w:t>
+      </w:r>
+    </w:p>
+    <w:p>
+      <w:pPr>
+        <w:rPr>
+          <w:sz w:val="20"/>
+          <w:szCs w:val="20"/>
+        </w:rPr>
+      </w:pPr>
+      <w:r>
+        <w:rPr>
+          <w:sz w:val="20"/>
+          <w:szCs w:val="20"/>
+        </w:rPr>
+        <w:t>Finally, since different split ratios worked best for a particular classification models, we tested each ratio to see which one performed the best and this is what we got:</w:t>
+      </w:r>
+    </w:p>
+    <w:p>
+      <w:pPr>
+        <w:spacing w:after="0" w:line="240" w:lineRule="auto"/>
+        <w:rPr>
+          <w:rFonts w:ascii="Consolas" w:eastAsia="Times New Roman" w:hAnsi="Consolas" w:cs="Times New Roman"/>
+          <w:kern w:val="0"/>
+          <w:sz w:val="20"/>
+          <w:szCs w:val="20"/>
+          <w14:ligatures w14:val="none"/>
+        </w:rPr>
+      </w:pPr>
+      <w:r>
+        <w:rPr>
+          <w:rFonts w:ascii="Consolas" w:eastAsia="Times New Roman" w:hAnsi="Consolas" w:cs="Times New Roman"/>
+          <w:kern w:val="0"/>
+          <w:sz w:val="20"/>
+          <w:szCs w:val="20"/>
+          <w14:ligatures w14:val="none"/>
+        </w:rPr>
+        <w:t>Model: Logistic Regression, Test Ratio: 0.5, Score: 0.6980854197349042</w:t>
+      </w:r>
+    </w:p>
+    <w:p>
+      <w:pPr>
+        <w:spacing w:after="0" w:line="240" w:lineRule="auto"/>
+        <w:rPr>
+          <w:rFonts w:ascii="Consolas" w:eastAsia="Times New Roman" w:hAnsi="Consolas" w:cs="Times New Roman"/>
+          <w:kern w:val="0"/>
+          <w:sz w:val="20"/>
+          <w:szCs w:val="20"/>
+          <w14:ligatures w14:val="none"/>
+        </w:rPr>
+      </w:pPr>
+      <w:r>
+        <w:rPr>
+          <w:rFonts w:ascii="Consolas" w:eastAsia="Times New Roman" w:hAnsi="Consolas" w:cs="Times New Roman"/>
+          <w:kern w:val="0"/>
+          <w:sz w:val="20"/>
+          <w:szCs w:val="20"/>
+          <w14:ligatures w14:val="none"/>
+        </w:rPr>
+        <w:t>Model: Logistic Regression, Test Ratio: 0.1, Score: 0.6519607843137255</w:t>
+      </w:r>
+    </w:p>
+    <w:p>
+      <w:pPr>
+        <w:spacing w:after="0" w:line="240" w:lineRule="auto"/>
+        <w:rPr>
+          <w:rFonts w:ascii="Consolas" w:eastAsia="Times New Roman" w:hAnsi="Consolas" w:cs="Times New Roman"/>
+          <w:kern w:val="0"/>
+          <w:sz w:val="20"/>
+          <w:szCs w:val="20"/>
+          <w14:ligatures w14:val="none"/>
+        </w:rPr>
+      </w:pPr>
+      <w:r>
+        <w:rPr>
+          <w:rFonts w:ascii="Consolas" w:eastAsia="Times New Roman" w:hAnsi="Consolas" w:cs="Times New Roman"/>
+          <w:kern w:val="0"/>
+          <w:sz w:val="20"/>
+          <w:szCs w:val="20"/>
+          <w14:ligatures w14:val="none"/>
+        </w:rPr>
+        <w:t>Model: Logistic Regression, Test Ratio: 0.15, Score: 0.6813725490196079</w:t>
+      </w:r>
+    </w:p>
+    <w:p>
+      <w:pPr>
+        <w:spacing w:after="0" w:line="240" w:lineRule="auto"/>
+        <w:rPr>
+          <w:rFonts w:ascii="Consolas" w:eastAsia="Times New Roman" w:hAnsi="Consolas" w:cs="Times New Roman"/>
+          <w:kern w:val="0"/>
+          <w:sz w:val="20"/>
+          <w:szCs w:val="20"/>
+          <w14:ligatures w14:val="none"/>
+        </w:rPr>
+      </w:pPr>
+      <w:r>
+        <w:rPr>
+          <w:rFonts w:ascii="Consolas" w:eastAsia="Times New Roman" w:hAnsi="Consolas" w:cs="Times New Roman"/>
+          <w:kern w:val="0"/>
+          <w:sz w:val="20"/>
+          <w:szCs w:val="20"/>
+          <w14:ligatures w14:val="none"/>
+        </w:rPr>
+        <w:t>Model: Logistic Regression, Test Ratio: 0.2, Score: 0.6773006134969325</w:t>
+      </w:r>
+    </w:p>
+    <w:p>
+      <w:pPr>
+        <w:spacing w:after="0" w:line="240" w:lineRule="auto"/>
+        <w:rPr>
+          <w:rFonts w:ascii="Consolas" w:eastAsia="Times New Roman" w:hAnsi="Consolas" w:cs="Times New Roman"/>
+          <w:kern w:val="0"/>
+          <w:sz w:val="20"/>
+          <w:szCs w:val="20"/>
+          <w14:ligatures w14:val="none"/>
+        </w:rPr>
+      </w:pPr>
+      <w:r>
+        <w:rPr>
+          <w:rFonts w:ascii="Consolas" w:eastAsia="Times New Roman" w:hAnsi="Consolas" w:cs="Times New Roman"/>
+          <w:kern w:val="0"/>
+          <w:sz w:val="20"/>
+          <w:szCs w:val="20"/>
+          <w14:ligatures w14:val="none"/>
+        </w:rPr>
+        <w:t>Model: Logistic Regression, Test Ratio: 0.25, Score: 0.6781157998037292</w:t>
+      </w:r>
+    </w:p>
+    <w:p>
+      <w:pPr>
+        <w:spacing w:after="0" w:line="240" w:lineRule="auto"/>
+        <w:rPr>
+          <w:rFonts w:ascii="Consolas" w:eastAsia="Times New Roman" w:hAnsi="Consolas" w:cs="Times New Roman"/>
+          <w:kern w:val="0"/>
+          <w:sz w:val="20"/>
+          <w:szCs w:val="20"/>
+          <w14:ligatures w14:val="none"/>
+        </w:rPr>
+      </w:pPr>
+      <w:r>
+        <w:rPr>
+          <w:rFonts w:ascii="Consolas" w:eastAsia="Times New Roman" w:hAnsi="Consolas" w:cs="Times New Roman"/>
+          <w:kern w:val="0"/>
+          <w:sz w:val="20"/>
+          <w:szCs w:val="20"/>
+          <w14:ligatures w14:val="none"/>
+        </w:rPr>
+        <w:t>Model: Logistic Regression, Test Ratio: 0.3, Score: 0.6868356500408831</w:t>
+      </w:r>
+    </w:p>
+    <w:p>
+      <w:pPr>
+        <w:spacing w:after="0" w:line="240" w:lineRule="auto"/>
+        <w:rPr>
+          <w:rFonts w:ascii="Consolas" w:eastAsia="Times New Roman" w:hAnsi="Consolas" w:cs="Times New Roman"/>
+          <w:kern w:val="0"/>
+          <w:sz w:val="20"/>
+          <w:szCs w:val="20"/>
+          <w14:ligatures w14:val="none"/>
+        </w:rPr>
+      </w:pPr>
+      <w:r>
+        <w:rPr>
+          <w:rFonts w:ascii="Consolas" w:eastAsia="Times New Roman" w:hAnsi="Consolas" w:cs="Times New Roman"/>
+          <w:kern w:val="0"/>
+          <w:sz w:val="20"/>
+          <w:szCs w:val="20"/>
+          <w14:ligatures w14:val="none"/>
+        </w:rPr>
+        <w:t>Model: Logistic Regression, Test Ratio: 0.35, Score: 0.7061711079943899</w:t>
+      </w:r>
+    </w:p>
+    <w:p>
+      <w:pPr>
+        <w:spacing w:after="0" w:line="240" w:lineRule="auto"/>
+        <w:rPr>
+          <w:rFonts w:ascii="Consolas" w:eastAsia="Times New Roman" w:hAnsi="Consolas" w:cs="Times New Roman"/>
+          <w:kern w:val="0"/>
+          <w:sz w:val="20"/>
+          <w:szCs w:val="20"/>
+          <w14:ligatures w14:val="none"/>
+        </w:rPr>
+      </w:pPr>
+      <w:r>
+        <w:rPr>
+          <w:rFonts w:ascii="Consolas" w:eastAsia="Times New Roman" w:hAnsi="Consolas" w:cs="Times New Roman"/>
+          <w:kern w:val="0"/>
+          <w:sz w:val="20"/>
+          <w:szCs w:val="20"/>
+          <w14:ligatures w14:val="none"/>
+        </w:rPr>
+        <w:t>Model: Logistic Regression, Test Ratio: 0.4, Score: 0.7036809815950921</w:t>
+      </w:r>
+    </w:p>
+    <w:p>
+      <w:pPr>
+        <w:spacing w:after="0" w:line="240" w:lineRule="auto"/>
+        <w:rPr>
+          <w:rFonts w:ascii="Consolas" w:eastAsia="Times New Roman" w:hAnsi="Consolas" w:cs="Times New Roman"/>
+          <w:kern w:val="0"/>
+          <w:sz w:val="20"/>
+          <w:szCs w:val="20"/>
+          <w14:ligatures w14:val="none"/>
+        </w:rPr>
+      </w:pPr>
+      <w:r>
+        <w:rPr>
+          <w:rFonts w:ascii="Consolas" w:eastAsia="Times New Roman" w:hAnsi="Consolas" w:cs="Times New Roman"/>
+          <w:kern w:val="0"/>
+          <w:sz w:val="20"/>
+          <w:szCs w:val="20"/>
+          <w14:ligatures w14:val="none"/>
+        </w:rPr>
+        <w:t>Model: Logistic Regression, Test Ratio: 0.45, Score: 0.7071973827699018</w:t>
+      </w:r>
+    </w:p>
+    <w:p>
+      <w:pPr>
+        <w:spacing w:after="0" w:line="240" w:lineRule="auto"/>
+        <w:rPr>
+          <w:rFonts w:ascii="Consolas" w:eastAsia="Times New Roman" w:hAnsi="Consolas" w:cs="Times New Roman"/>
+          <w:kern w:val="0"/>
+          <w:sz w:val="20"/>
+          <w:szCs w:val="20"/>
+          <w14:ligatures w14:val="none"/>
+        </w:rPr>
+      </w:pPr>
+      <w:r>
+        <w:rPr>
+          <w:rFonts w:ascii="Consolas" w:eastAsia="Times New Roman" w:hAnsi="Consolas" w:cs="Times New Roman"/>
+          <w:kern w:val="0"/>
+          <w:sz w:val="20"/>
+          <w:szCs w:val="20"/>
+          <w14:ligatures w14:val="none"/>
+        </w:rPr>
+        <w:t>Model: Logistic Regression, Test Ratio: 0.5, Score: 0.6980854197349042</w:t>
+      </w:r>
+    </w:p>
+    <w:p>
+      <w:pPr>
+        <w:spacing w:after="0" w:line="240" w:lineRule="auto"/>
+        <w:rPr>
+          <w:rFonts w:ascii="Consolas" w:eastAsia="Times New Roman" w:hAnsi="Consolas" w:cs="Times New Roman"/>
+          <w:kern w:val="0"/>
+          <w:sz w:val="20"/>
+          <w:szCs w:val="20"/>
+          <w14:ligatures w14:val="none"/>
+        </w:rPr>
+      </w:pPr>
+    </w:p>
+    <w:p>
+      <w:pPr>
+        <w:spacing w:after="0" w:line="240" w:lineRule="auto"/>
+        <w:rPr>
+          <w:rFonts w:ascii="Consolas" w:eastAsia="Times New Roman" w:hAnsi="Consolas" w:cs="Times New Roman"/>
+          <w:kern w:val="0"/>
+          <w:sz w:val="20"/>
+          <w:szCs w:val="20"/>
+          <w14:ligatures w14:val="none"/>
+        </w:rPr>
+      </w:pPr>
+      <w:r>
+        <w:rPr>
+          <w:rFonts w:ascii="Consolas" w:eastAsia="Times New Roman" w:hAnsi="Consolas" w:cs="Times New Roman"/>
+          <w:kern w:val="0"/>
+          <w:sz w:val="20"/>
+          <w:szCs w:val="20"/>
+          <w14:ligatures w14:val="none"/>
+        </w:rPr>
+        <w:lastRenderedPageBreak/>
+        <w:t>Model: Decision Tree, Test Ratio: 0.5, Score: 0.6813942071674031</w:t>
+      </w:r>
+    </w:p>
+    <w:p>
+      <w:pPr>
+        <w:spacing w:after="0" w:line="240" w:lineRule="auto"/>
+        <w:rPr>
+          <w:rFonts w:ascii="Consolas" w:eastAsia="Times New Roman" w:hAnsi="Consolas" w:cs="Times New Roman"/>
+          <w:kern w:val="0"/>
+          <w:sz w:val="20"/>
+          <w:szCs w:val="20"/>
+          <w14:ligatures w14:val="none"/>
+        </w:rPr>
+      </w:pPr>
+      <w:r>
+        <w:rPr>
+          <w:rFonts w:ascii="Consolas" w:eastAsia="Times New Roman" w:hAnsi="Consolas" w:cs="Times New Roman"/>
+          <w:kern w:val="0"/>
+          <w:sz w:val="20"/>
+          <w:szCs w:val="20"/>
+          <w14:ligatures w14:val="none"/>
+        </w:rPr>
+        <w:t>Model: Decision Tree, Test Ratio: 0.1, Score: 0.6911764705882353</w:t>
+      </w:r>
+    </w:p>
+    <w:p>
+      <w:pPr>
+        <w:spacing w:after="0" w:line="240" w:lineRule="auto"/>
+        <w:rPr>
+          <w:rFonts w:ascii="Consolas" w:eastAsia="Times New Roman" w:hAnsi="Consolas" w:cs="Times New Roman"/>
+          <w:kern w:val="0"/>
+          <w:sz w:val="20"/>
+          <w:szCs w:val="20"/>
+          <w14:ligatures w14:val="none"/>
+        </w:rPr>
+      </w:pPr>
+      <w:r>
+        <w:rPr>
+          <w:rFonts w:ascii="Consolas" w:eastAsia="Times New Roman" w:hAnsi="Consolas" w:cs="Times New Roman"/>
+          <w:kern w:val="0"/>
+          <w:sz w:val="20"/>
+          <w:szCs w:val="20"/>
+          <w14:ligatures w14:val="none"/>
+        </w:rPr>
+        <w:t>Model: Decision Tree, Test Ratio: 0.15, Score: 0.7205882352941176</w:t>
+      </w:r>
+    </w:p>
+    <w:p>
+      <w:pPr>
+        <w:spacing w:after="0" w:line="240" w:lineRule="auto"/>
+        <w:rPr>
+          <w:rFonts w:ascii="Consolas" w:eastAsia="Times New Roman" w:hAnsi="Consolas" w:cs="Times New Roman"/>
+          <w:kern w:val="0"/>
+          <w:sz w:val="20"/>
+          <w:szCs w:val="20"/>
+          <w14:ligatures w14:val="none"/>
+        </w:rPr>
+      </w:pPr>
+      <w:r>
+        <w:rPr>
+          <w:rFonts w:ascii="Consolas" w:eastAsia="Times New Roman" w:hAnsi="Consolas" w:cs="Times New Roman"/>
+          <w:kern w:val="0"/>
+          <w:sz w:val="20"/>
+          <w:szCs w:val="20"/>
+          <w14:ligatures w14:val="none"/>
+        </w:rPr>
+        <w:t>Model: Decision Tree, Test Ratio: 0.2, Score: 0.694478527607362</w:t>
+      </w:r>
+    </w:p>
+    <w:p>
+      <w:pPr>
+        <w:spacing w:after="0" w:line="240" w:lineRule="auto"/>
+        <w:rPr>
+          <w:rFonts w:ascii="Consolas" w:eastAsia="Times New Roman" w:hAnsi="Consolas" w:cs="Times New Roman"/>
+          <w:kern w:val="0"/>
+          <w:sz w:val="20"/>
+          <w:szCs w:val="20"/>
+          <w14:ligatures w14:val="none"/>
+        </w:rPr>
+      </w:pPr>
+      <w:r>
+        <w:rPr>
+          <w:rFonts w:ascii="Consolas" w:eastAsia="Times New Roman" w:hAnsi="Consolas" w:cs="Times New Roman"/>
+          <w:kern w:val="0"/>
+          <w:sz w:val="20"/>
+          <w:szCs w:val="20"/>
+          <w14:ligatures w14:val="none"/>
+        </w:rPr>
+        <w:t>Model: Decision Tree, Test Ratio: 0.25, Score: 0.6849852796859667</w:t>
+      </w:r>
+    </w:p>
+    <w:p>
+      <w:pPr>
+        <w:spacing w:after="0" w:line="240" w:lineRule="auto"/>
+        <w:rPr>
+          <w:rFonts w:ascii="Consolas" w:eastAsia="Times New Roman" w:hAnsi="Consolas" w:cs="Times New Roman"/>
+          <w:kern w:val="0"/>
+          <w:sz w:val="20"/>
+          <w:szCs w:val="20"/>
+          <w14:ligatures w14:val="none"/>
+        </w:rPr>
+      </w:pPr>
+      <w:r>
+        <w:rPr>
+          <w:rFonts w:ascii="Consolas" w:eastAsia="Times New Roman" w:hAnsi="Consolas" w:cs="Times New Roman"/>
+          <w:kern w:val="0"/>
+          <w:sz w:val="20"/>
+          <w:szCs w:val="20"/>
+          <w14:ligatures w14:val="none"/>
+        </w:rPr>
+        <w:t>Model: Decision Tree, Test Ratio: 0.3, Score: 0.6901062959934587</w:t>
+      </w:r>
+    </w:p>
+    <w:p>
+      <w:pPr>
+        <w:spacing w:after="0" w:line="240" w:lineRule="auto"/>
+        <w:rPr>
+          <w:rFonts w:ascii="Consolas" w:eastAsia="Times New Roman" w:hAnsi="Consolas" w:cs="Times New Roman"/>
+          <w:kern w:val="0"/>
+          <w:sz w:val="20"/>
+          <w:szCs w:val="20"/>
+          <w14:ligatures w14:val="none"/>
+        </w:rPr>
+      </w:pPr>
+      <w:r>
+        <w:rPr>
+          <w:rFonts w:ascii="Consolas" w:eastAsia="Times New Roman" w:hAnsi="Consolas" w:cs="Times New Roman"/>
+          <w:kern w:val="0"/>
+          <w:sz w:val="20"/>
+          <w:szCs w:val="20"/>
+          <w14:ligatures w14:val="none"/>
+        </w:rPr>
+        <w:t>Model: Decision Tree, Test Ratio: 0.35, Score: 0.7033660589060309</w:t>
+      </w:r>
+    </w:p>
+    <w:p>
+      <w:pPr>
+        <w:spacing w:after="0" w:line="240" w:lineRule="auto"/>
+        <w:rPr>
+          <w:rFonts w:ascii="Consolas" w:eastAsia="Times New Roman" w:hAnsi="Consolas" w:cs="Times New Roman"/>
+          <w:kern w:val="0"/>
+          <w:sz w:val="20"/>
+          <w:szCs w:val="20"/>
+          <w14:ligatures w14:val="none"/>
+        </w:rPr>
+      </w:pPr>
+      <w:r>
+        <w:rPr>
+          <w:rFonts w:ascii="Consolas" w:eastAsia="Times New Roman" w:hAnsi="Consolas" w:cs="Times New Roman"/>
+          <w:kern w:val="0"/>
+          <w:sz w:val="20"/>
+          <w:szCs w:val="20"/>
+          <w14:ligatures w14:val="none"/>
+        </w:rPr>
+        <w:t>Model: Decision Tree, Test Ratio: 0.4, Score: 0.6760736196319018</w:t>
+      </w:r>
+    </w:p>
+    <w:p>
+      <w:pPr>
+        <w:spacing w:after="0" w:line="240" w:lineRule="auto"/>
+        <w:rPr>
+          <w:rFonts w:ascii="Consolas" w:eastAsia="Times New Roman" w:hAnsi="Consolas" w:cs="Times New Roman"/>
+          <w:kern w:val="0"/>
+          <w:sz w:val="20"/>
+          <w:szCs w:val="20"/>
+          <w14:ligatures w14:val="none"/>
+        </w:rPr>
+      </w:pPr>
+      <w:r>
+        <w:rPr>
+          <w:rFonts w:ascii="Consolas" w:eastAsia="Times New Roman" w:hAnsi="Consolas" w:cs="Times New Roman"/>
+          <w:kern w:val="0"/>
+          <w:sz w:val="20"/>
+          <w:szCs w:val="20"/>
+          <w14:ligatures w14:val="none"/>
+        </w:rPr>
+        <w:t>Model: Decision Tree, Test Ratio: 0.45, Score: 0.6902944383860414</w:t>
+      </w:r>
+    </w:p>
+    <w:p>
+      <w:pPr>
+        <w:spacing w:after="0" w:line="240" w:lineRule="auto"/>
+        <w:rPr>
+          <w:rFonts w:ascii="Consolas" w:eastAsia="Times New Roman" w:hAnsi="Consolas" w:cs="Times New Roman"/>
+          <w:kern w:val="0"/>
+          <w:sz w:val="20"/>
+          <w:szCs w:val="20"/>
+          <w14:ligatures w14:val="none"/>
+        </w:rPr>
+      </w:pPr>
+      <w:r>
+        <w:rPr>
+          <w:rFonts w:ascii="Consolas" w:eastAsia="Times New Roman" w:hAnsi="Consolas" w:cs="Times New Roman"/>
+          <w:kern w:val="0"/>
+          <w:sz w:val="20"/>
+          <w:szCs w:val="20"/>
+          <w14:ligatures w14:val="none"/>
+        </w:rPr>
+        <w:t>Model: Decision Tree, Test Ratio: 0.5, Score: 0.6926853215513009</w:t>
+      </w:r>
+    </w:p>
+    <w:p>
+      <w:pPr>
+        <w:spacing w:after="0" w:line="240" w:lineRule="auto"/>
+        <w:rPr>
+          <w:rFonts w:ascii="Consolas" w:eastAsia="Times New Roman" w:hAnsi="Consolas" w:cs="Times New Roman"/>
+          <w:kern w:val="0"/>
+          <w:sz w:val="20"/>
+          <w:szCs w:val="20"/>
+          <w14:ligatures w14:val="none"/>
+        </w:rPr>
+      </w:pPr>
+    </w:p>
+    <w:p>
+      <w:pPr>
+        <w:spacing w:after="0" w:line="240" w:lineRule="auto"/>
+        <w:rPr>
+          <w:rFonts w:ascii="Consolas" w:eastAsia="Times New Roman" w:hAnsi="Consolas" w:cs="Times New Roman"/>
+          <w:kern w:val="0"/>
+          <w:sz w:val="20"/>
+          <w:szCs w:val="20"/>
+          <w14:ligatures w14:val="none"/>
+        </w:rPr>
+      </w:pPr>
+      <w:r>
+        <w:rPr>
+          <w:rFonts w:ascii="Consolas" w:eastAsia="Times New Roman" w:hAnsi="Consolas" w:cs="Times New Roman"/>
+          <w:kern w:val="0"/>
+          <w:sz w:val="20"/>
+          <w:szCs w:val="20"/>
+          <w14:ligatures w14:val="none"/>
+        </w:rPr>
+        <w:t>Model: K-Nearest Neighbor, Test Ratio: 0.5, Score: 0.7309769268532155</w:t>
+      </w:r>
+    </w:p>
+    <w:p>
+      <w:pPr>
+        <w:spacing w:after="0" w:line="240" w:lineRule="auto"/>
+        <w:rPr>
+          <w:rFonts w:ascii="Consolas" w:eastAsia="Times New Roman" w:hAnsi="Consolas" w:cs="Times New Roman"/>
+          <w:kern w:val="0"/>
+          <w:sz w:val="20"/>
+          <w:szCs w:val="20"/>
+          <w14:ligatures w14:val="none"/>
+        </w:rPr>
+      </w:pPr>
+      <w:r>
+        <w:rPr>
+          <w:rFonts w:ascii="Consolas" w:eastAsia="Times New Roman" w:hAnsi="Consolas" w:cs="Times New Roman"/>
+          <w:kern w:val="0"/>
+          <w:sz w:val="20"/>
+          <w:szCs w:val="20"/>
+          <w14:ligatures w14:val="none"/>
+        </w:rPr>
+        <w:t>Model: K-Nearest Neighbor, Test Ratio: 0.1, Score: 0.7254901960784313</w:t>
+      </w:r>
+    </w:p>
+    <w:p>
+      <w:pPr>
+        <w:spacing w:after="0" w:line="240" w:lineRule="auto"/>
+        <w:rPr>
+          <w:rFonts w:ascii="Consolas" w:eastAsia="Times New Roman" w:hAnsi="Consolas" w:cs="Times New Roman"/>
+          <w:kern w:val="0"/>
+          <w:sz w:val="20"/>
+          <w:szCs w:val="20"/>
+          <w14:ligatures w14:val="none"/>
+        </w:rPr>
+      </w:pPr>
+      <w:r>
+        <w:rPr>
+          <w:rFonts w:ascii="Consolas" w:eastAsia="Times New Roman" w:hAnsi="Consolas" w:cs="Times New Roman"/>
+          <w:kern w:val="0"/>
+          <w:sz w:val="20"/>
+          <w:szCs w:val="20"/>
+          <w14:ligatures w14:val="none"/>
+        </w:rPr>
+        <w:t>Model: K-Nearest Neighbor, Test Ratio: 0.15, Score: 0.7401960784313726</w:t>
+      </w:r>
+    </w:p>
+    <w:p>
+      <w:pPr>
+        <w:spacing w:after="0" w:line="240" w:lineRule="auto"/>
+        <w:rPr>
+          <w:rFonts w:ascii="Consolas" w:eastAsia="Times New Roman" w:hAnsi="Consolas" w:cs="Times New Roman"/>
+          <w:kern w:val="0"/>
+          <w:sz w:val="20"/>
+          <w:szCs w:val="20"/>
+          <w14:ligatures w14:val="none"/>
+        </w:rPr>
+      </w:pPr>
+      <w:r>
+        <w:rPr>
+          <w:rFonts w:ascii="Consolas" w:eastAsia="Times New Roman" w:hAnsi="Consolas" w:cs="Times New Roman"/>
+          <w:kern w:val="0"/>
+          <w:sz w:val="20"/>
+          <w:szCs w:val="20"/>
+          <w14:ligatures w14:val="none"/>
+        </w:rPr>
+        <w:t>Model: K-Nearest Neighbor, Test Ratio: 0.2, Score: 0.7374233128834355</w:t>
+      </w:r>
+    </w:p>
+    <w:p>
+      <w:pPr>
+        <w:spacing w:after="0" w:line="240" w:lineRule="auto"/>
+        <w:rPr>
+          <w:rFonts w:ascii="Consolas" w:eastAsia="Times New Roman" w:hAnsi="Consolas" w:cs="Times New Roman"/>
+          <w:kern w:val="0"/>
+          <w:sz w:val="20"/>
+          <w:szCs w:val="20"/>
+          <w14:ligatures w14:val="none"/>
+        </w:rPr>
+      </w:pPr>
+      <w:r>
+        <w:rPr>
+          <w:rFonts w:ascii="Consolas" w:eastAsia="Times New Roman" w:hAnsi="Consolas" w:cs="Times New Roman"/>
+          <w:kern w:val="0"/>
+          <w:sz w:val="20"/>
+          <w:szCs w:val="20"/>
+          <w14:ligatures w14:val="none"/>
+        </w:rPr>
+        <w:t>Model: K-Nearest Neighbor, Test Ratio: 0.25, Score: 0.7399411187438666</w:t>
+      </w:r>
+    </w:p>
+    <w:p>
+      <w:pPr>
+        <w:spacing w:after="0" w:line="240" w:lineRule="auto"/>
+        <w:rPr>
+          <w:rFonts w:ascii="Consolas" w:eastAsia="Times New Roman" w:hAnsi="Consolas" w:cs="Times New Roman"/>
+          <w:kern w:val="0"/>
+          <w:sz w:val="20"/>
+          <w:szCs w:val="20"/>
+          <w14:ligatures w14:val="none"/>
+        </w:rPr>
+      </w:pPr>
+      <w:r>
+        <w:rPr>
+          <w:rFonts w:ascii="Consolas" w:eastAsia="Times New Roman" w:hAnsi="Consolas" w:cs="Times New Roman"/>
+          <w:kern w:val="0"/>
+          <w:sz w:val="20"/>
+          <w:szCs w:val="20"/>
+          <w14:ligatures w14:val="none"/>
+        </w:rPr>
+        <w:t>Model: K-Nearest Neighbor, Test Ratio: 0.3, Score: 0.7350776778413737</w:t>
+      </w:r>
+    </w:p>
+    <w:p>
+      <w:pPr>
+        <w:spacing w:after="0" w:line="240" w:lineRule="auto"/>
+        <w:rPr>
+          <w:rFonts w:ascii="Consolas" w:eastAsia="Times New Roman" w:hAnsi="Consolas" w:cs="Times New Roman"/>
+          <w:kern w:val="0"/>
+          <w:sz w:val="20"/>
+          <w:szCs w:val="20"/>
+          <w14:ligatures w14:val="none"/>
+        </w:rPr>
+      </w:pPr>
+      <w:r>
+        <w:rPr>
+          <w:rFonts w:ascii="Consolas" w:eastAsia="Times New Roman" w:hAnsi="Consolas" w:cs="Times New Roman"/>
+          <w:kern w:val="0"/>
+          <w:sz w:val="20"/>
+          <w:szCs w:val="20"/>
+          <w14:ligatures w14:val="none"/>
+        </w:rPr>
+        <w:t>Model: K-Nearest Neighbor, Test Ratio: 0.35, Score: 0.7405329593267882</w:t>
+      </w:r>
+    </w:p>
+    <w:p>
+      <w:pPr>
+        <w:spacing w:after="0" w:line="240" w:lineRule="auto"/>
+        <w:rPr>
+          <w:rFonts w:ascii="Consolas" w:eastAsia="Times New Roman" w:hAnsi="Consolas" w:cs="Times New Roman"/>
+          <w:kern w:val="0"/>
+          <w:sz w:val="20"/>
+          <w:szCs w:val="20"/>
+          <w14:ligatures w14:val="none"/>
+        </w:rPr>
+      </w:pPr>
+      <w:r>
+        <w:rPr>
+          <w:rFonts w:ascii="Consolas" w:eastAsia="Times New Roman" w:hAnsi="Consolas" w:cs="Times New Roman"/>
+          <w:kern w:val="0"/>
+          <w:sz w:val="20"/>
+          <w:szCs w:val="20"/>
+          <w14:ligatures w14:val="none"/>
+        </w:rPr>
+        <w:t>Model: K-Nearest Neighbor, Test Ratio: 0.4, Score: 0.7386503067484662</w:t>
+      </w:r>
+    </w:p>
+    <w:p>
+      <w:pPr>
+        <w:spacing w:after="0" w:line="240" w:lineRule="auto"/>
+        <w:rPr>
+          <w:rFonts w:ascii="Consolas" w:eastAsia="Times New Roman" w:hAnsi="Consolas" w:cs="Times New Roman"/>
+          <w:kern w:val="0"/>
+          <w:sz w:val="20"/>
+          <w:szCs w:val="20"/>
+          <w14:ligatures w14:val="none"/>
+        </w:rPr>
+      </w:pPr>
+      <w:r>
+        <w:rPr>
+          <w:rFonts w:ascii="Consolas" w:eastAsia="Times New Roman" w:hAnsi="Consolas" w:cs="Times New Roman"/>
+          <w:kern w:val="0"/>
+          <w:sz w:val="20"/>
+          <w:szCs w:val="20"/>
+          <w14:ligatures w14:val="none"/>
+        </w:rPr>
+        <w:t>Model: K-Nearest Neighbor, Test Ratio: 0.45, Score: 0.7306434023991276</w:t>
+      </w:r>
+    </w:p>
+    <w:p>
+      <w:pPr>
+        <w:spacing w:after="0" w:line="240" w:lineRule="auto"/>
+        <w:rPr>
+          <w:rFonts w:ascii="Consolas" w:eastAsia="Times New Roman" w:hAnsi="Consolas" w:cs="Times New Roman"/>
+          <w:kern w:val="0"/>
+          <w:sz w:val="20"/>
+          <w:szCs w:val="20"/>
+          <w14:ligatures w14:val="none"/>
+        </w:rPr>
+      </w:pPr>
+      <w:r>
+        <w:rPr>
+          <w:rFonts w:ascii="Consolas" w:eastAsia="Times New Roman" w:hAnsi="Consolas" w:cs="Times New Roman"/>
+          <w:kern w:val="0"/>
+          <w:sz w:val="20"/>
+          <w:szCs w:val="20"/>
+          <w14:ligatures w14:val="none"/>
+        </w:rPr>
+        <w:t>Model: K-Nearest Neighbor, Test Ratio: 0.5, Score: 0.7309769268532155</w:t>
+      </w:r>
+    </w:p>
+    <w:p>
+      <w:pPr>
+        <w:spacing w:after="0" w:line="240" w:lineRule="auto"/>
+        <w:rPr>
+          <w:rFonts w:ascii="Consolas" w:eastAsia="Times New Roman" w:hAnsi="Consolas" w:cs="Times New Roman"/>
+          <w:kern w:val="0"/>
+          <w:sz w:val="20"/>
+          <w:szCs w:val="20"/>
+          <w14:ligatures w14:val="none"/>
+        </w:rPr>
+      </w:pPr>
+    </w:p>
+    <w:p>
+      <w:pPr>
+        <w:spacing w:after="0" w:line="240" w:lineRule="auto"/>
+        <w:rPr>
+          <w:rFonts w:ascii="Consolas" w:eastAsia="Times New Roman" w:hAnsi="Consolas" w:cs="Times New Roman"/>
+          <w:kern w:val="0"/>
+          <w:sz w:val="20"/>
+          <w:szCs w:val="20"/>
+          <w14:ligatures w14:val="none"/>
+        </w:rPr>
+      </w:pPr>
+      <w:r>
+        <w:rPr>
+          <w:rFonts w:ascii="Consolas" w:eastAsia="Times New Roman" w:hAnsi="Consolas" w:cs="Times New Roman"/>
+          <w:kern w:val="0"/>
+          <w:sz w:val="20"/>
+          <w:szCs w:val="20"/>
+          <w14:ligatures w14:val="none"/>
+        </w:rPr>
+        <w:t>Model: Support Vector Classifier, Test Ratio: 0.5, Score: 0.7677957781050565</w:t>
+      </w:r>
+    </w:p>
+    <w:p>
+      <w:pPr>
+        <w:spacing w:after="0" w:line="240" w:lineRule="auto"/>
+        <w:rPr>
+          <w:rFonts w:ascii="Consolas" w:eastAsia="Times New Roman" w:hAnsi="Consolas" w:cs="Times New Roman"/>
+          <w:kern w:val="0"/>
+          <w:sz w:val="20"/>
+          <w:szCs w:val="20"/>
+          <w14:ligatures w14:val="none"/>
+        </w:rPr>
+      </w:pPr>
+      <w:r>
+        <w:rPr>
+          <w:rFonts w:ascii="Consolas" w:eastAsia="Times New Roman" w:hAnsi="Consolas" w:cs="Times New Roman"/>
+          <w:kern w:val="0"/>
+          <w:sz w:val="20"/>
+          <w:szCs w:val="20"/>
+          <w14:ligatures w14:val="none"/>
+        </w:rPr>
+        <w:t>Model: Support Vector Classifier, Test Ratio: 0.1, Score: 0.7524509803921569</w:t>
+      </w:r>
+    </w:p>
+    <w:p>
+      <w:pPr>
+        <w:spacing w:after="0" w:line="240" w:lineRule="auto"/>
+        <w:rPr>
+          <w:rFonts w:ascii="Consolas" w:eastAsia="Times New Roman" w:hAnsi="Consolas" w:cs="Times New Roman"/>
+          <w:kern w:val="0"/>
+          <w:sz w:val="20"/>
+          <w:szCs w:val="20"/>
+          <w14:ligatures w14:val="none"/>
+        </w:rPr>
+      </w:pPr>
+      <w:r>
+        <w:rPr>
+          <w:rFonts w:ascii="Consolas" w:eastAsia="Times New Roman" w:hAnsi="Consolas" w:cs="Times New Roman"/>
+          <w:kern w:val="0"/>
+          <w:sz w:val="20"/>
+          <w:szCs w:val="20"/>
+          <w14:ligatures w14:val="none"/>
+        </w:rPr>
+        <w:t>Model: Support Vector Classifier, Test Ratio: 0.15, Score: 0.7581699346405228</w:t>
+      </w:r>
+    </w:p>
+    <w:p>
+      <w:pPr>
+        <w:spacing w:after="0" w:line="240" w:lineRule="auto"/>
+        <w:rPr>
+          <w:rFonts w:ascii="Consolas" w:eastAsia="Times New Roman" w:hAnsi="Consolas" w:cs="Times New Roman"/>
+          <w:kern w:val="0"/>
+          <w:sz w:val="20"/>
+          <w:szCs w:val="20"/>
+          <w14:ligatures w14:val="none"/>
+        </w:rPr>
+      </w:pPr>
+      <w:r>
+        <w:rPr>
+          <w:rFonts w:ascii="Consolas" w:eastAsia="Times New Roman" w:hAnsi="Consolas" w:cs="Times New Roman"/>
+          <w:kern w:val="0"/>
+          <w:sz w:val="20"/>
+          <w:szCs w:val="20"/>
+          <w14:ligatures w14:val="none"/>
+        </w:rPr>
+        <w:t>Model: Support Vector Classifier, Test Ratio: 0.2, Score: 0.7619631901840491</w:t>
+      </w:r>
+    </w:p>
+    <w:p>
+      <w:pPr>
+        <w:spacing w:after="0" w:line="240" w:lineRule="auto"/>
+        <w:rPr>
+          <w:rFonts w:ascii="Consolas" w:eastAsia="Times New Roman" w:hAnsi="Consolas" w:cs="Times New Roman"/>
+          <w:kern w:val="0"/>
+          <w:sz w:val="20"/>
+          <w:szCs w:val="20"/>
+          <w14:ligatures w14:val="none"/>
+        </w:rPr>
+      </w:pPr>
+      <w:r>
+        <w:rPr>
+          <w:rFonts w:ascii="Consolas" w:eastAsia="Times New Roman" w:hAnsi="Consolas" w:cs="Times New Roman"/>
+          <w:kern w:val="0"/>
+          <w:sz w:val="20"/>
+          <w:szCs w:val="20"/>
+          <w14:ligatures w14:val="none"/>
+        </w:rPr>
+        <w:t>Model: Support Vector Classifier, Test Ratio: 0.25, Score: 0.7703631010794897</w:t>
+      </w:r>
+    </w:p>
+    <w:p>
+      <w:pPr>
+        <w:spacing w:after="0" w:line="240" w:lineRule="auto"/>
+        <w:rPr>
+          <w:rFonts w:ascii="Consolas" w:eastAsia="Times New Roman" w:hAnsi="Consolas" w:cs="Times New Roman"/>
+          <w:kern w:val="0"/>
+          <w:sz w:val="20"/>
+          <w:szCs w:val="20"/>
+          <w14:ligatures w14:val="none"/>
+        </w:rPr>
+      </w:pPr>
+      <w:r>
+        <w:rPr>
+          <w:rFonts w:ascii="Consolas" w:eastAsia="Times New Roman" w:hAnsi="Consolas" w:cs="Times New Roman"/>
+          <w:kern w:val="0"/>
+          <w:sz w:val="20"/>
+          <w:szCs w:val="20"/>
+          <w14:ligatures w14:val="none"/>
+        </w:rPr>
+        <w:t>Model: Support Vector Classifier, Test Ratio: 0.3, Score: 0.7718724448078496</w:t>
+      </w:r>
+    </w:p>
+    <w:p>
+      <w:pPr>
+        <w:spacing w:after="0" w:line="240" w:lineRule="auto"/>
+        <w:rPr>
+          <w:rFonts w:ascii="Consolas" w:eastAsia="Times New Roman" w:hAnsi="Consolas" w:cs="Times New Roman"/>
+          <w:kern w:val="0"/>
+          <w:sz w:val="20"/>
+          <w:szCs w:val="20"/>
+          <w14:ligatures w14:val="none"/>
+        </w:rPr>
+      </w:pPr>
+      <w:r>
+        <w:rPr>
+          <w:rFonts w:ascii="Consolas" w:eastAsia="Times New Roman" w:hAnsi="Consolas" w:cs="Times New Roman"/>
+          <w:kern w:val="0"/>
+          <w:sz w:val="20"/>
+          <w:szCs w:val="20"/>
+          <w14:ligatures w14:val="none"/>
+        </w:rPr>
+        <w:t>Model: Support Vector Classifier, Test Ratio: 0.35, Score: 0.7692847124824684</w:t>
+      </w:r>
+    </w:p>
+    <w:p>
+      <w:pPr>
+        <w:spacing w:after="0" w:line="240" w:lineRule="auto"/>
+        <w:rPr>
+          <w:rFonts w:ascii="Consolas" w:eastAsia="Times New Roman" w:hAnsi="Consolas" w:cs="Times New Roman"/>
+          <w:kern w:val="0"/>
+          <w:sz w:val="20"/>
+          <w:szCs w:val="20"/>
+          <w14:ligatures w14:val="none"/>
+        </w:rPr>
+      </w:pPr>
+      <w:r>
+        <w:rPr>
+          <w:rFonts w:ascii="Consolas" w:eastAsia="Times New Roman" w:hAnsi="Consolas" w:cs="Times New Roman"/>
+          <w:kern w:val="0"/>
+          <w:sz w:val="20"/>
+          <w:szCs w:val="20"/>
+          <w14:ligatures w14:val="none"/>
+        </w:rPr>
+        <w:t>Model: Support Vector Classifier, Test Ratio: 0.4, Score: 0.7687116564417178</w:t>
+      </w:r>
+    </w:p>
+    <w:p>
+      <w:pPr>
+        <w:spacing w:after="0" w:line="240" w:lineRule="auto"/>
+        <w:rPr>
+          <w:rFonts w:ascii="Consolas" w:eastAsia="Times New Roman" w:hAnsi="Consolas" w:cs="Times New Roman"/>
+          <w:kern w:val="0"/>
+          <w:sz w:val="20"/>
+          <w:szCs w:val="20"/>
+          <w14:ligatures w14:val="none"/>
+        </w:rPr>
+      </w:pPr>
+      <w:r>
+        <w:rPr>
+          <w:rFonts w:ascii="Consolas" w:eastAsia="Times New Roman" w:hAnsi="Consolas" w:cs="Times New Roman"/>
+          <w:kern w:val="0"/>
+          <w:sz w:val="20"/>
+          <w:szCs w:val="20"/>
+          <w14:ligatures w14:val="none"/>
+        </w:rPr>
+        <w:t>Model: Support Vector Classifier, Test Ratio: 0.45, Score: 0.7704471101417666</w:t>
+      </w:r>
+    </w:p>
+    <w:p>
+      <w:pPr>
+        <w:spacing w:after="0" w:line="240" w:lineRule="auto"/>
+        <w:rPr>
+          <w:rFonts w:ascii="Consolas" w:eastAsia="Times New Roman" w:hAnsi="Consolas" w:cs="Times New Roman"/>
+          <w:kern w:val="0"/>
+          <w:sz w:val="20"/>
+          <w:szCs w:val="20"/>
+          <w14:ligatures w14:val="none"/>
+        </w:rPr>
+      </w:pPr>
+      <w:r>
+        <w:rPr>
+          <w:rFonts w:ascii="Consolas" w:eastAsia="Times New Roman" w:hAnsi="Consolas" w:cs="Times New Roman"/>
+          <w:kern w:val="0"/>
+          <w:sz w:val="20"/>
+          <w:szCs w:val="20"/>
+          <w14:ligatures w14:val="none"/>
+        </w:rPr>
+        <w:t>Model: Support Vector Classifier, Test Ratio: 0.5, Score: 0.7677957781050565</w:t>
+      </w:r>
+    </w:p>
+    <w:p>
+      <w:pPr>
+        <w:spacing w:after="0" w:line="240" w:lineRule="auto"/>
+        <w:rPr>
+          <w:rFonts w:ascii="Consolas" w:eastAsia="Times New Roman" w:hAnsi="Consolas" w:cs="Times New Roman"/>
+          <w:kern w:val="0"/>
+          <w:sz w:val="20"/>
+          <w:szCs w:val="20"/>
+          <w14:ligatures w14:val="none"/>
+        </w:rPr>
+      </w:pPr>
+    </w:p>
+    <w:p>
+      <w:pPr>
+        <w:spacing w:after="0" w:line="240" w:lineRule="auto"/>
+        <w:rPr>
+          <w:rFonts w:ascii="Consolas" w:eastAsia="Times New Roman" w:hAnsi="Consolas" w:cs="Times New Roman"/>
+          <w:kern w:val="0"/>
+          <w:sz w:val="20"/>
+          <w:szCs w:val="20"/>
+          <w14:ligatures w14:val="none"/>
+        </w:rPr>
+      </w:pPr>
+      <w:r>
+        <w:rPr>
+          <w:rFonts w:ascii="Consolas" w:eastAsia="Times New Roman" w:hAnsi="Consolas" w:cs="Times New Roman"/>
+          <w:kern w:val="0"/>
+          <w:sz w:val="20"/>
+          <w:szCs w:val="20"/>
+          <w14:ligatures w14:val="none"/>
+        </w:rPr>
+        <w:t>Model: Naive Bayes, Test Ratio: 0.5, Score: 0.6794305351006382</w:t>
+      </w:r>
+    </w:p>
+    <w:p>
+      <w:pPr>
+        <w:spacing w:after="0" w:line="240" w:lineRule="auto"/>
+        <w:rPr>
+          <w:rFonts w:ascii="Consolas" w:eastAsia="Times New Roman" w:hAnsi="Consolas" w:cs="Times New Roman"/>
+          <w:kern w:val="0"/>
+          <w:sz w:val="20"/>
+          <w:szCs w:val="20"/>
+          <w14:ligatures w14:val="none"/>
+        </w:rPr>
+      </w:pPr>
+      <w:r>
+        <w:rPr>
+          <w:rFonts w:ascii="Consolas" w:eastAsia="Times New Roman" w:hAnsi="Consolas" w:cs="Times New Roman"/>
+          <w:kern w:val="0"/>
+          <w:sz w:val="20"/>
+          <w:szCs w:val="20"/>
+          <w14:ligatures w14:val="none"/>
+        </w:rPr>
+        <w:t>Model: Naive Bayes, Test Ratio: 0.1, Score: 0.6666666666666666</w:t>
+      </w:r>
+    </w:p>
+    <w:p>
+      <w:pPr>
+        <w:spacing w:after="0" w:line="240" w:lineRule="auto"/>
+        <w:rPr>
+          <w:rFonts w:ascii="Consolas" w:eastAsia="Times New Roman" w:hAnsi="Consolas" w:cs="Times New Roman"/>
+          <w:kern w:val="0"/>
+          <w:sz w:val="20"/>
+          <w:szCs w:val="20"/>
+          <w14:ligatures w14:val="none"/>
+        </w:rPr>
+      </w:pPr>
+      <w:r>
+        <w:rPr>
+          <w:rFonts w:ascii="Consolas" w:eastAsia="Times New Roman" w:hAnsi="Consolas" w:cs="Times New Roman"/>
+          <w:kern w:val="0"/>
+          <w:sz w:val="20"/>
+          <w:szCs w:val="20"/>
+          <w14:ligatures w14:val="none"/>
+        </w:rPr>
+        <w:t>Model: Naive Bayes, Test Ratio: 0.15, Score: 0.6928104575163399</w:t>
+      </w:r>
+    </w:p>
+    <w:p>
+      <w:pPr>
+        <w:spacing w:after="0" w:line="240" w:lineRule="auto"/>
+        <w:rPr>
+          <w:rFonts w:ascii="Consolas" w:eastAsia="Times New Roman" w:hAnsi="Consolas" w:cs="Times New Roman"/>
+          <w:kern w:val="0"/>
+          <w:sz w:val="20"/>
+          <w:szCs w:val="20"/>
+          <w14:ligatures w14:val="none"/>
+        </w:rPr>
+      </w:pPr>
+      <w:r>
+        <w:rPr>
+          <w:rFonts w:ascii="Consolas" w:eastAsia="Times New Roman" w:hAnsi="Consolas" w:cs="Times New Roman"/>
+          <w:kern w:val="0"/>
+          <w:sz w:val="20"/>
+          <w:szCs w:val="20"/>
+          <w14:ligatures w14:val="none"/>
+        </w:rPr>
+        <w:t>Model: Naive Bayes, Test Ratio: 0.2, Score: 0.6797546012269938</w:t>
+      </w:r>
+    </w:p>
+    <w:p>
+      <w:pPr>
+        <w:spacing w:after="0" w:line="240" w:lineRule="auto"/>
+        <w:rPr>
+          <w:rFonts w:ascii="Consolas" w:eastAsia="Times New Roman" w:hAnsi="Consolas" w:cs="Times New Roman"/>
+          <w:kern w:val="0"/>
+          <w:sz w:val="20"/>
+          <w:szCs w:val="20"/>
+          <w14:ligatures w14:val="none"/>
+        </w:rPr>
+      </w:pPr>
+      <w:r>
+        <w:rPr>
+          <w:rFonts w:ascii="Consolas" w:eastAsia="Times New Roman" w:hAnsi="Consolas" w:cs="Times New Roman"/>
+          <w:kern w:val="0"/>
+          <w:sz w:val="20"/>
+          <w:szCs w:val="20"/>
+          <w14:ligatures w14:val="none"/>
+        </w:rPr>
+        <w:t>Model: Naive Bayes, Test Ratio: 0.25, Score: 0.6800785083415113</w:t>
+      </w:r>
+    </w:p>
+    <w:p>
+      <w:pPr>
+        <w:spacing w:after="0" w:line="240" w:lineRule="auto"/>
+        <w:rPr>
+          <w:rFonts w:ascii="Consolas" w:eastAsia="Times New Roman" w:hAnsi="Consolas" w:cs="Times New Roman"/>
+          <w:kern w:val="0"/>
+          <w:sz w:val="20"/>
+          <w:szCs w:val="20"/>
+          <w14:ligatures w14:val="none"/>
+        </w:rPr>
+      </w:pPr>
+      <w:r>
+        <w:rPr>
+          <w:rFonts w:ascii="Consolas" w:eastAsia="Times New Roman" w:hAnsi="Consolas" w:cs="Times New Roman"/>
+          <w:kern w:val="0"/>
+          <w:sz w:val="20"/>
+          <w:szCs w:val="20"/>
+          <w14:ligatures w14:val="none"/>
+        </w:rPr>
+        <w:t>Model: Naive Bayes, Test Ratio: 0.3, Score: 0.6802943581357318</w:t>
+      </w:r>
+    </w:p>
+    <w:p>
+      <w:pPr>
+        <w:spacing w:after="0" w:line="240" w:lineRule="auto"/>
+        <w:rPr>
+          <w:rFonts w:ascii="Consolas" w:eastAsia="Times New Roman" w:hAnsi="Consolas" w:cs="Times New Roman"/>
+          <w:kern w:val="0"/>
+          <w:sz w:val="20"/>
+          <w:szCs w:val="20"/>
+          <w14:ligatures w14:val="none"/>
+        </w:rPr>
+      </w:pPr>
+      <w:r>
+        <w:rPr>
+          <w:rFonts w:ascii="Consolas" w:eastAsia="Times New Roman" w:hAnsi="Consolas" w:cs="Times New Roman"/>
+          <w:kern w:val="0"/>
+          <w:sz w:val="20"/>
+          <w:szCs w:val="20"/>
+          <w14:ligatures w14:val="none"/>
+        </w:rPr>
+        <w:t>Model: Naive Bayes, Test Ratio: 0.35, Score: 0.7033660589060309</w:t>
+      </w:r>
+    </w:p>
+    <w:p>
+      <w:pPr>
+        <w:spacing w:after="0" w:line="240" w:lineRule="auto"/>
+        <w:rPr>
+          <w:rFonts w:ascii="Consolas" w:eastAsia="Times New Roman" w:hAnsi="Consolas" w:cs="Times New Roman"/>
+          <w:kern w:val="0"/>
+          <w:sz w:val="20"/>
+          <w:szCs w:val="20"/>
+          <w14:ligatures w14:val="none"/>
+        </w:rPr>
+      </w:pPr>
+      <w:r>
+        <w:rPr>
+          <w:rFonts w:ascii="Consolas" w:eastAsia="Times New Roman" w:hAnsi="Consolas" w:cs="Times New Roman"/>
+          <w:kern w:val="0"/>
+          <w:sz w:val="20"/>
+          <w:szCs w:val="20"/>
+          <w14:ligatures w14:val="none"/>
+        </w:rPr>
+        <w:t>Model: Naive Bayes, Test Ratio: 0.4, Score: 0.6938650306748466</w:t>
+      </w:r>
+    </w:p>
+    <w:p>
+      <w:pPr>
+        <w:spacing w:after="0" w:line="240" w:lineRule="auto"/>
+        <w:rPr>
+          <w:rFonts w:ascii="Consolas" w:eastAsia="Times New Roman" w:hAnsi="Consolas" w:cs="Times New Roman"/>
+          <w:kern w:val="0"/>
+          <w:sz w:val="20"/>
+          <w:szCs w:val="20"/>
+          <w14:ligatures w14:val="none"/>
+        </w:rPr>
+      </w:pPr>
+      <w:r>
+        <w:rPr>
+          <w:rFonts w:ascii="Consolas" w:eastAsia="Times New Roman" w:hAnsi="Consolas" w:cs="Times New Roman"/>
+          <w:kern w:val="0"/>
+          <w:sz w:val="20"/>
+          <w:szCs w:val="20"/>
+          <w14:ligatures w14:val="none"/>
+        </w:rPr>
+        <w:t>Model: Naive Bayes, Test Ratio: 0.45, Score: 0.6875681570338059</w:t>
+      </w:r>
+    </w:p>
+    <w:p>
+      <w:pPr>
+        <w:spacing w:after="0" w:line="240" w:lineRule="auto"/>
+        <w:rPr>
+          <w:rFonts w:ascii="Consolas" w:eastAsia="Times New Roman" w:hAnsi="Consolas" w:cs="Times New Roman"/>
+          <w:color w:val="CCCCCC"/>
+          <w:kern w:val="0"/>
+          <w:sz w:val="20"/>
+          <w:szCs w:val="20"/>
+          <w14:ligatures w14:val="none"/>
+        </w:rPr>
+      </w:pPr>
+      <w:r>
+        <w:rPr>
+          <w:rFonts w:ascii="Consolas" w:eastAsia="Times New Roman" w:hAnsi="Consolas" w:cs="Times New Roman"/>
+          <w:kern w:val="0"/>
+          <w:sz w:val="20"/>
+          <w:szCs w:val="20"/>
+          <w14:ligatures w14:val="none"/>
+        </w:rPr>
+        <w:t>Model: Naive Bayes, Test Ratio: 0.5, Score: 0.6794305351006382</w:t>
+      </w:r>
+    </w:p>
+    <w:p>
+      <w:pPr>
+        <w:spacing w:after="0" w:line="240" w:lineRule="auto"/>
+        <w:rPr>
+          <w:rFonts w:ascii="Consolas" w:eastAsia="Times New Roman" w:hAnsi="Consolas" w:cs="Times New Roman"/>
+          <w:kern w:val="0"/>
+          <w:sz w:val="20"/>
+          <w:szCs w:val="20"/>
+          <w14:ligatures w14:val="none"/>
+        </w:rPr>
+      </w:pPr>
+    </w:p>
+    <w:p>
+      <w:pPr>
+        <w:spacing w:after="0" w:line="240" w:lineRule="auto"/>
+        <w:rPr>
+          <w:rFonts w:eastAsia="Times New Roman" w:cs="Times New Roman"/>
+          <w:kern w:val="0"/>
+          <w:sz w:val="20"/>
+          <w:szCs w:val="20"/>
+          <w14:ligatures w14:val="none"/>
+        </w:rPr>
+      </w:pPr>
+      <w:r>
+        <w:rPr>
+          <w:rFonts w:eastAsia="Times New Roman" w:cs="Times New Roman"/>
+          <w:kern w:val="0"/>
+          <w:sz w:val="20"/>
+          <w:szCs w:val="20"/>
+          <w14:ligatures w14:val="none"/>
+        </w:rPr>
+        <w:t>Summarizing them in a nice table format to get the highest values from each model, we found that a ratio of 0.</w:t>
+      </w:r>
+      <w:r>
+        <w:rPr>
+          <w:rFonts w:eastAsia="Times New Roman" w:cs="Times New Roman"/>
+          <w:kern w:val="0"/>
+          <w:sz w:val="20"/>
+          <w:szCs w:val="20"/>
+          <w14:ligatures w14:val="none"/>
+        </w:rPr>
+        <w:t>30</w:t>
+      </w:r>
+      <w:r>
+        <w:rPr>
+          <w:rFonts w:eastAsia="Times New Roman" w:cs="Times New Roman"/>
+          <w:kern w:val="0"/>
+          <w:sz w:val="20"/>
+          <w:szCs w:val="20"/>
+          <w14:ligatures w14:val="none"/>
+        </w:rPr>
+        <w:t xml:space="preserve"> worked the best and we utilized that ratio for future model train and test splits.</w:t>
+      </w:r>
+      <w:r>
+        <w:rPr>
+          <w:rFonts w:eastAsia="Times New Roman" w:cs="Times New Roman"/>
+          <w:kern w:val="0"/>
+          <w:sz w:val="20"/>
+          <w:szCs w:val="20"/>
+          <w14:ligatures w14:val="none"/>
+        </w:rPr>
+        <w:t xml:space="preserve"> </w:t>
+      </w:r>
+    </w:p>
+    <w:p>
+      <w:pPr>
+        <w:spacing w:after="0" w:line="240" w:lineRule="auto"/>
+        <w:jc w:val="center"/>
+        <w:rPr>
+          <w:rFonts w:eastAsia="Times New Roman" w:cs="Times New Roman"/>
+          <w:kern w:val="0"/>
+          <w:sz w:val="20"/>
+          <w:szCs w:val="20"/>
+          <w14:ligatures w14:val="none"/>
+        </w:rPr>
+      </w:pPr>
+    </w:p>
+    <w:p>
+      <w:pPr>
+        <w:spacing w:after="0" w:line="240" w:lineRule="auto"/>
+        <w:jc w:val="center"/>
+        <w:rPr>
+          <w:rFonts w:eastAsia="Times New Roman" w:cs="Times New Roman"/>
+          <w:kern w:val="0"/>
+          <w:sz w:val="20"/>
+          <w:szCs w:val="20"/>
+          <w14:ligatures w14:val="none"/>
+        </w:rPr>
+      </w:pPr>
+      <w:r>
+        <w:rPr>
+          <w:rFonts w:eastAsia="Times New Roman" w:cs="Times New Roman"/>
+          <w:kern w:val="0"/>
+          <w:sz w:val="20"/>
+          <w:szCs w:val="20"/>
+          <w14:ligatures w14:val="none"/>
+        </w:rPr>
+        <w:drawing>
+          <wp:inline distT="0" distB="0" distL="0" distR="0" wp14:anchorId="68E3D860" wp14:editId="76B0208A">
+            <wp:extent cx="2647749" cy="914400"/>
+            <wp:effectExtent l="0" t="0" r="635" b="0"/>
+            <wp:docPr id="949338717" name="Picture 1" descr="A screenshot of a computer program&#10;&#10;AI-generated content may be incorrect."/>
+            <wp:cNvGraphicFramePr>
+              <a:graphicFrameLocks xmlns:a="http://schemas.openxmlformats.org/drawingml/2006/main" noChangeAspect="1"/>
+            </wp:cNvGraphicFramePr>
+            <a:graphic xmlns:a="http://schemas.openxmlformats.org/drawingml/2006/main">
+              <a:graphicData uri="http://schemas.openxmlformats.org/drawingml/2006/picture">
+                <pic:pic xmlns:pic="http://schemas.openxmlformats.org/drawingml/2006/picture">
+                  <pic:nvPicPr>
+                    <pic:cNvPr id="949338717" name="Picture 1" descr="A screenshot of a computer program&#10;&#10;AI-generated content may be incorrect."/>
+                    <pic:cNvPicPr/>
+                  </pic:nvPicPr>
+                  <pic:blipFill>
+                    <a:blip r:embed="rId11"/>
+                    <a:stretch>
+                      <a:fillRect/>
+                    </a:stretch>
+                  </pic:blipFill>
+                  <pic:spPr>
+                    <a:xfrm>
+                      <a:off x="0" y="0"/>
+                      <a:ext cx="2868863" cy="990762"/>
+                    </a:xfrm>
+                    <a:prstGeom prst="rect">
+                      <a:avLst/>
+                    </a:prstGeom>
+                  </pic:spPr>
+                </pic:pic>
+              </a:graphicData>
+            </a:graphic>
+          </wp:inline>
+        </w:drawing>
+      </w:r>
+    </w:p>
     <w:sectPr>
       <w:pgSz w:w="12240" w:h="15840"/>
       <w:pgMar w:top="1440" w:right="1440" w:bottom="1440" w:left="1440" w:header="720" w:footer="720" w:gutter="0"/>
@@ -646,7 +5220,6 @@
   <w:style w:type="character" w:default="1" w:styleId="DefaultParagraphFont">
     <w:name w:val="Default Paragraph Font"/>
     <w:uiPriority w:val="1"/>
-    <w:semiHidden/>
     <w:unhideWhenUsed/>
   </w:style>
   <w:style w:type="table" w:default="1" w:styleId="TableNormal">
